--- a/SysAdminGoal.docx
+++ b/SysAdminGoal.docx
@@ -26,29 +26,81 @@
           <w:szCs w:val="36"/>
           <w14:ligatures w14:val="none"/>
         </w:rPr>
-        <w:t>Goal: Prepare for the Oakland Corporation IT Support Technician Role</w:t>
-      </w:r>
-    </w:p>
-    <w:p>
-      <w:pPr>
-        <w:spacing w:before="100" w:beforeAutospacing="1" w:after="100" w:afterAutospacing="1" w:line="300" w:lineRule="atLeast"/>
-        <w:rPr>
-          <w:rFonts w:ascii="Segoe UI" w:eastAsia="Times New Roman" w:hAnsi="Segoe UI" w:cs="Segoe UI"/>
-          <w:kern w:val="0"/>
-          <w:sz w:val="21"/>
-          <w:szCs w:val="21"/>
-          <w14:ligatures w14:val="none"/>
-        </w:rPr>
-      </w:pPr>
-      <w:r>
-        <w:rPr>
-          <w:rFonts w:ascii="Segoe UI" w:eastAsia="Times New Roman" w:hAnsi="Segoe UI" w:cs="Segoe UI"/>
-          <w:kern w:val="0"/>
-          <w:sz w:val="21"/>
-          <w:szCs w:val="21"/>
-          <w14:ligatures w14:val="none"/>
-        </w:rPr>
-        <w:t>The Oakland role combines four major skill areas:</w:t>
+        <w:t>Goal: Prepare for IT Support Technician Role</w:t>
+      </w:r>
+      <w:r>
+        <w:rPr>
+          <w:rFonts w:ascii="Segoe UI" w:eastAsia="Times New Roman" w:hAnsi="Segoe UI" w:cs="Segoe UI"/>
+          <w:b/>
+          <w:bCs/>
+          <w:kern w:val="0"/>
+          <w:sz w:val="36"/>
+          <w:szCs w:val="36"/>
+          <w14:ligatures w14:val="none"/>
+        </w:rPr>
+        <w:t>s</w:t>
+      </w:r>
+    </w:p>
+    <w:p>
+      <w:pPr>
+        <w:spacing w:before="100" w:beforeAutospacing="1" w:after="100" w:afterAutospacing="1" w:line="300" w:lineRule="atLeast"/>
+        <w:rPr>
+          <w:rFonts w:ascii="Segoe UI" w:eastAsia="Times New Roman" w:hAnsi="Segoe UI" w:cs="Segoe UI"/>
+          <w:kern w:val="0"/>
+          <w:sz w:val="21"/>
+          <w:szCs w:val="21"/>
+          <w14:ligatures w14:val="none"/>
+        </w:rPr>
+      </w:pPr>
+      <w:r>
+        <w:rPr>
+          <w:rFonts w:ascii="Segoe UI" w:eastAsia="Times New Roman" w:hAnsi="Segoe UI" w:cs="Segoe UI"/>
+          <w:kern w:val="0"/>
+          <w:sz w:val="21"/>
+          <w:szCs w:val="21"/>
+          <w14:ligatures w14:val="none"/>
+        </w:rPr>
+        <w:t>The</w:t>
+      </w:r>
+      <w:r>
+        <w:rPr>
+          <w:rFonts w:ascii="Segoe UI" w:eastAsia="Times New Roman" w:hAnsi="Segoe UI" w:cs="Segoe UI"/>
+          <w:kern w:val="0"/>
+          <w:sz w:val="21"/>
+          <w:szCs w:val="21"/>
+          <w14:ligatures w14:val="none"/>
+        </w:rPr>
+        <w:t xml:space="preserve"> </w:t>
+      </w:r>
+      <w:r>
+        <w:rPr>
+          <w:rFonts w:ascii="Segoe UI" w:eastAsia="Times New Roman" w:hAnsi="Segoe UI" w:cs="Segoe UI"/>
+          <w:kern w:val="0"/>
+          <w:sz w:val="21"/>
+          <w:szCs w:val="21"/>
+          <w14:ligatures w14:val="none"/>
+        </w:rPr>
+        <w:t>role</w:t>
+      </w:r>
+      <w:r>
+        <w:rPr>
+          <w:rFonts w:ascii="Segoe UI" w:eastAsia="Times New Roman" w:hAnsi="Segoe UI" w:cs="Segoe UI"/>
+          <w:kern w:val="0"/>
+          <w:sz w:val="21"/>
+          <w:szCs w:val="21"/>
+          <w14:ligatures w14:val="none"/>
+        </w:rPr>
+        <w:t>s</w:t>
+      </w:r>
+      <w:r>
+        <w:rPr>
+          <w:rFonts w:ascii="Segoe UI" w:eastAsia="Times New Roman" w:hAnsi="Segoe UI" w:cs="Segoe UI"/>
+          <w:kern w:val="0"/>
+          <w:sz w:val="21"/>
+          <w:szCs w:val="21"/>
+          <w14:ligatures w14:val="none"/>
+        </w:rPr>
+        <w:t xml:space="preserve"> combine four major skill areas:</w:t>
       </w:r>
     </w:p>
     <w:p>
@@ -132,33 +184,7 @@
           <w:szCs w:val="21"/>
           <w14:ligatures w14:val="none"/>
         </w:rPr>
-        <w:t>Networking and Firewalls (FortiGate/</w:t>
-      </w:r>
-      <w:proofErr w:type="spellStart"/>
-      <w:r>
-        <w:rPr>
-          <w:rFonts w:ascii="Segoe UI" w:eastAsia="Times New Roman" w:hAnsi="Segoe UI" w:cs="Segoe UI"/>
-          <w:b/>
-          <w:bCs/>
-          <w:kern w:val="0"/>
-          <w:sz w:val="21"/>
-          <w:szCs w:val="21"/>
-          <w14:ligatures w14:val="none"/>
-        </w:rPr>
-        <w:t>FortiManager</w:t>
-      </w:r>
-      <w:proofErr w:type="spellEnd"/>
-      <w:r>
-        <w:rPr>
-          <w:rFonts w:ascii="Segoe UI" w:eastAsia="Times New Roman" w:hAnsi="Segoe UI" w:cs="Segoe UI"/>
-          <w:b/>
-          <w:bCs/>
-          <w:kern w:val="0"/>
-          <w:sz w:val="21"/>
-          <w:szCs w:val="21"/>
-          <w14:ligatures w14:val="none"/>
-        </w:rPr>
-        <w:t>)</w:t>
+        <w:t>Networking and Firewalls (FortiGate/FortiManager)</w:t>
       </w:r>
     </w:p>
     <w:p>
@@ -241,12 +267,24 @@
       <w:r>
         <w:rPr>
           <w:rFonts w:ascii="Segoe UI" w:eastAsia="Times New Roman" w:hAnsi="Segoe UI" w:cs="Segoe UI"/>
-          <w:kern w:val="0"/>
-          <w:sz w:val="21"/>
-          <w:szCs w:val="21"/>
-          <w14:ligatures w14:val="none"/>
-        </w:rPr>
-        <w:t xml:space="preserve"> = Build operational Linux skills.</w:t>
+          <w:b/>
+          <w:bCs/>
+          <w:kern w:val="0"/>
+          <w:sz w:val="21"/>
+          <w:szCs w:val="21"/>
+          <w14:ligatures w14:val="none"/>
+        </w:rPr>
+        <w:t xml:space="preserve"> </w:t>
+      </w:r>
+      <w:r>
+        <w:rPr>
+          <w:rFonts w:ascii="Segoe UI" w:eastAsia="Times New Roman" w:hAnsi="Segoe UI" w:cs="Segoe UI"/>
+          <w:kern w:val="0"/>
+          <w:sz w:val="21"/>
+          <w:szCs w:val="21"/>
+          <w14:ligatures w14:val="none"/>
+        </w:rPr>
+        <w:t>= Build operational Linux skills.</w:t>
       </w:r>
     </w:p>
     <w:p>
@@ -258,6 +296,8 @@
         <w:spacing w:before="100" w:beforeAutospacing="1" w:after="100" w:afterAutospacing="1" w:line="300" w:lineRule="atLeast"/>
         <w:rPr>
           <w:rFonts w:ascii="Segoe UI" w:eastAsia="Times New Roman" w:hAnsi="Segoe UI" w:cs="Segoe UI"/>
+          <w:b/>
+          <w:bCs/>
           <w:kern w:val="0"/>
           <w:sz w:val="21"/>
           <w:szCs w:val="21"/>
@@ -279,12 +319,94 @@
       <w:r>
         <w:rPr>
           <w:rFonts w:ascii="Segoe UI" w:eastAsia="Times New Roman" w:hAnsi="Segoe UI" w:cs="Segoe UI"/>
-          <w:kern w:val="0"/>
-          <w:sz w:val="21"/>
-          <w:szCs w:val="21"/>
-          <w14:ligatures w14:val="none"/>
-        </w:rPr>
-        <w:t xml:space="preserve"> = Learn enterprise administration, networking, security, monitoring, virtualization, and infrastructure operations.</w:t>
+          <w:b/>
+          <w:bCs/>
+          <w:kern w:val="0"/>
+          <w:sz w:val="21"/>
+          <w:szCs w:val="21"/>
+          <w14:ligatures w14:val="none"/>
+        </w:rPr>
+        <w:t xml:space="preserve"> </w:t>
+      </w:r>
+      <w:r>
+        <w:rPr>
+          <w:rFonts w:ascii="Segoe UI" w:eastAsia="Times New Roman" w:hAnsi="Segoe UI" w:cs="Segoe UI"/>
+          <w:kern w:val="0"/>
+          <w:sz w:val="21"/>
+          <w:szCs w:val="21"/>
+          <w14:ligatures w14:val="none"/>
+        </w:rPr>
+        <w:t>= Learn enterprise administration, networking, security, monitoring, virtualization, and infrastructure operations.</w:t>
+      </w:r>
+    </w:p>
+    <w:p>
+      <w:pPr>
+        <w:numPr>
+          <w:ilvl w:val="0"/>
+          <w:numId w:val="2"/>
+        </w:numPr>
+        <w:spacing w:before="100" w:beforeAutospacing="1" w:after="100" w:afterAutospacing="1" w:line="300" w:lineRule="atLeast"/>
+        <w:rPr>
+          <w:rFonts w:ascii="Segoe UI" w:eastAsia="Times New Roman" w:hAnsi="Segoe UI" w:cs="Segoe UI"/>
+          <w:b/>
+          <w:bCs/>
+          <w:kern w:val="0"/>
+          <w:sz w:val="21"/>
+          <w:szCs w:val="21"/>
+          <w14:ligatures w14:val="none"/>
+        </w:rPr>
+      </w:pPr>
+      <w:r>
+        <w:rPr>
+          <w:rFonts w:ascii="Segoe UI" w:eastAsia="Times New Roman" w:hAnsi="Segoe UI" w:cs="Segoe UI"/>
+          <w:b/>
+          <w:bCs/>
+          <w:kern w:val="0"/>
+          <w:sz w:val="21"/>
+          <w:szCs w:val="21"/>
+          <w14:ligatures w14:val="none"/>
+        </w:rPr>
+        <w:t xml:space="preserve">The Practice of System and Network Administration (Limoncelli et al.) </w:t>
+      </w:r>
+      <w:r>
+        <w:rPr>
+          <w:rFonts w:ascii="Segoe UI" w:eastAsia="Times New Roman" w:hAnsi="Segoe UI" w:cs="Segoe UI"/>
+          <w:kern w:val="0"/>
+          <w:sz w:val="21"/>
+          <w:szCs w:val="21"/>
+          <w14:ligatures w14:val="none"/>
+        </w:rPr>
+        <w:t>=</w:t>
+      </w:r>
+      <w:r>
+        <w:rPr>
+          <w:rFonts w:ascii="Segoe UI" w:eastAsia="Times New Roman" w:hAnsi="Segoe UI" w:cs="Segoe UI"/>
+          <w:kern w:val="0"/>
+          <w:sz w:val="21"/>
+          <w:szCs w:val="21"/>
+          <w14:ligatures w14:val="none"/>
+        </w:rPr>
+        <w:t xml:space="preserve"> </w:t>
+      </w:r>
+      <w:r>
+        <w:rPr>
+          <w:rFonts w:ascii="Segoe UI" w:eastAsia="Times New Roman" w:hAnsi="Segoe UI" w:cs="Segoe UI"/>
+          <w:kern w:val="0"/>
+          <w:sz w:val="21"/>
+          <w:szCs w:val="21"/>
+          <w14:ligatures w14:val="none"/>
+        </w:rPr>
+        <w:t xml:space="preserve">Secondary Reference. </w:t>
+      </w:r>
+      <w:r>
+        <w:rPr>
+          <w:rFonts w:ascii="Segoe UI" w:eastAsia="Times New Roman" w:hAnsi="Segoe UI" w:cs="Segoe UI"/>
+          <w:kern w:val="0"/>
+          <w:sz w:val="21"/>
+          <w:szCs w:val="21"/>
+          <w14:ligatures w14:val="none"/>
+        </w:rPr>
+        <w:t>Operational blueprint used for high-level IT best practices, documentation layout, and workflow design.</w:t>
       </w:r>
     </w:p>
     <w:p>
@@ -624,7 +746,7 @@
           <w:szCs w:val="27"/>
           <w14:ligatures w14:val="none"/>
         </w:rPr>
-        <w:t>Oakland-Relevant Skills</w:t>
+        <w:t>Relevant Skills</w:t>
       </w:r>
     </w:p>
     <w:p>
@@ -918,7 +1040,6 @@
           <w14:ligatures w14:val="none"/>
         </w:rPr>
       </w:pPr>
-      <w:proofErr w:type="spellStart"/>
       <w:r>
         <w:rPr>
           <w:rFonts w:ascii="Segoe UI" w:eastAsia="Times New Roman" w:hAnsi="Segoe UI" w:cs="Segoe UI"/>
@@ -929,7 +1050,6 @@
         </w:rPr>
         <w:t>pwd</w:t>
       </w:r>
-      <w:proofErr w:type="spellEnd"/>
     </w:p>
     <w:p>
       <w:pPr>
@@ -1074,40 +1194,16 @@
           <w14:ligatures w14:val="none"/>
         </w:rPr>
       </w:pPr>
-      <w:proofErr w:type="spellStart"/>
-      <w:r>
-        <w:rPr>
-          <w:rFonts w:ascii="Segoe UI" w:eastAsia="Times New Roman" w:hAnsi="Segoe UI" w:cs="Segoe UI"/>
-          <w:kern w:val="0"/>
-          <w:sz w:val="21"/>
-          <w:szCs w:val="21"/>
-          <w14:ligatures w14:val="none"/>
-        </w:rPr>
-        <w:t>mkdir</w:t>
-      </w:r>
-      <w:proofErr w:type="spellEnd"/>
-      <w:r>
-        <w:rPr>
-          <w:rFonts w:ascii="Segoe UI" w:eastAsia="Times New Roman" w:hAnsi="Segoe UI" w:cs="Segoe UI"/>
-          <w:kern w:val="0"/>
-          <w:sz w:val="21"/>
-          <w:szCs w:val="21"/>
-          <w14:ligatures w14:val="none"/>
-        </w:rPr>
-        <w:t xml:space="preserve"> </w:t>
-      </w:r>
-      <w:proofErr w:type="spellStart"/>
-      <w:r>
-        <w:rPr>
-          <w:rFonts w:ascii="Segoe UI" w:eastAsia="Times New Roman" w:hAnsi="Segoe UI" w:cs="Segoe UI"/>
-          <w:kern w:val="0"/>
-          <w:sz w:val="21"/>
-          <w:szCs w:val="21"/>
-          <w14:ligatures w14:val="none"/>
-        </w:rPr>
-        <w:t>client_data</w:t>
-      </w:r>
-      <w:proofErr w:type="spellEnd"/>
+      <w:r>
+        <w:rPr>
+          <w:rFonts w:ascii="Segoe UI" w:eastAsia="Times New Roman" w:hAnsi="Segoe UI" w:cs="Segoe UI"/>
+          <w:kern w:val="0"/>
+          <w:sz w:val="21"/>
+          <w:szCs w:val="21"/>
+          <w14:ligatures w14:val="none"/>
+        </w:rPr>
+        <w:t>mkdir client_data</w:t>
+      </w:r>
     </w:p>
     <w:p>
       <w:pPr>
@@ -1172,29 +1268,7 @@
           <w:szCs w:val="21"/>
           <w14:ligatures w14:val="none"/>
         </w:rPr>
-        <w:t xml:space="preserve">cp support_ticket.txt </w:t>
-      </w:r>
-      <w:proofErr w:type="spellStart"/>
-      <w:r>
-        <w:rPr>
-          <w:rFonts w:ascii="Segoe UI" w:eastAsia="Times New Roman" w:hAnsi="Segoe UI" w:cs="Segoe UI"/>
-          <w:kern w:val="0"/>
-          <w:sz w:val="21"/>
-          <w:szCs w:val="21"/>
-          <w14:ligatures w14:val="none"/>
-        </w:rPr>
-        <w:t>client_data</w:t>
-      </w:r>
-      <w:proofErr w:type="spellEnd"/>
-      <w:r>
-        <w:rPr>
-          <w:rFonts w:ascii="Segoe UI" w:eastAsia="Times New Roman" w:hAnsi="Segoe UI" w:cs="Segoe UI"/>
-          <w:kern w:val="0"/>
-          <w:sz w:val="21"/>
-          <w:szCs w:val="21"/>
-          <w14:ligatures w14:val="none"/>
-        </w:rPr>
-        <w:t>/</w:t>
+        <w:t>cp support_ticket.txt client_data/</w:t>
       </w:r>
     </w:p>
     <w:p>
@@ -1260,29 +1334,7 @@
           <w:szCs w:val="21"/>
           <w14:ligatures w14:val="none"/>
         </w:rPr>
-        <w:t>find /</w:t>
-      </w:r>
-      <w:proofErr w:type="spellStart"/>
-      <w:r>
-        <w:rPr>
-          <w:rFonts w:ascii="Segoe UI" w:eastAsia="Times New Roman" w:hAnsi="Segoe UI" w:cs="Segoe UI"/>
-          <w:kern w:val="0"/>
-          <w:sz w:val="21"/>
-          <w:szCs w:val="21"/>
-          <w14:ligatures w14:val="none"/>
-        </w:rPr>
-        <w:t>etc</w:t>
-      </w:r>
-      <w:proofErr w:type="spellEnd"/>
-      <w:r>
-        <w:rPr>
-          <w:rFonts w:ascii="Segoe UI" w:eastAsia="Times New Roman" w:hAnsi="Segoe UI" w:cs="Segoe UI"/>
-          <w:kern w:val="0"/>
-          <w:sz w:val="21"/>
-          <w:szCs w:val="21"/>
-          <w14:ligatures w14:val="none"/>
-        </w:rPr>
-        <w:t xml:space="preserve"> -name "*.conf"</w:t>
+        <w:t>find /etc -name "*.conf"</w:t>
       </w:r>
     </w:p>
     <w:p>
@@ -1570,40 +1622,16 @@
           <w14:ligatures w14:val="none"/>
         </w:rPr>
       </w:pPr>
-      <w:proofErr w:type="spellStart"/>
-      <w:r>
-        <w:rPr>
-          <w:rFonts w:ascii="Segoe UI" w:eastAsia="Times New Roman" w:hAnsi="Segoe UI" w:cs="Segoe UI"/>
-          <w:kern w:val="0"/>
-          <w:sz w:val="21"/>
-          <w:szCs w:val="21"/>
-          <w14:ligatures w14:val="none"/>
-        </w:rPr>
-        <w:t>ip</w:t>
-      </w:r>
-      <w:proofErr w:type="spellEnd"/>
-      <w:r>
-        <w:rPr>
-          <w:rFonts w:ascii="Segoe UI" w:eastAsia="Times New Roman" w:hAnsi="Segoe UI" w:cs="Segoe UI"/>
-          <w:kern w:val="0"/>
-          <w:sz w:val="21"/>
-          <w:szCs w:val="21"/>
-          <w14:ligatures w14:val="none"/>
-        </w:rPr>
-        <w:t xml:space="preserve"> </w:t>
-      </w:r>
-      <w:proofErr w:type="spellStart"/>
-      <w:r>
-        <w:rPr>
-          <w:rFonts w:ascii="Segoe UI" w:eastAsia="Times New Roman" w:hAnsi="Segoe UI" w:cs="Segoe UI"/>
-          <w:kern w:val="0"/>
-          <w:sz w:val="21"/>
-          <w:szCs w:val="21"/>
-          <w14:ligatures w14:val="none"/>
-        </w:rPr>
-        <w:t>addr</w:t>
-      </w:r>
-      <w:proofErr w:type="spellEnd"/>
+      <w:r>
+        <w:rPr>
+          <w:rFonts w:ascii="Segoe UI" w:eastAsia="Times New Roman" w:hAnsi="Segoe UI" w:cs="Segoe UI"/>
+          <w:kern w:val="0"/>
+          <w:sz w:val="21"/>
+          <w:szCs w:val="21"/>
+          <w14:ligatures w14:val="none"/>
+        </w:rPr>
+        <w:t>ip addr</w:t>
+      </w:r>
     </w:p>
     <w:p>
       <w:pPr>
@@ -1616,27 +1644,15 @@
           <w14:ligatures w14:val="none"/>
         </w:rPr>
       </w:pPr>
-      <w:proofErr w:type="spellStart"/>
-      <w:r>
-        <w:rPr>
-          <w:rFonts w:ascii="Segoe UI" w:eastAsia="Times New Roman" w:hAnsi="Segoe UI" w:cs="Segoe UI"/>
-          <w:kern w:val="0"/>
-          <w:sz w:val="21"/>
-          <w:szCs w:val="21"/>
-          <w14:ligatures w14:val="none"/>
-        </w:rPr>
-        <w:t>df</w:t>
-      </w:r>
-      <w:proofErr w:type="spellEnd"/>
-      <w:r>
-        <w:rPr>
-          <w:rFonts w:ascii="Segoe UI" w:eastAsia="Times New Roman" w:hAnsi="Segoe UI" w:cs="Segoe UI"/>
-          <w:kern w:val="0"/>
-          <w:sz w:val="21"/>
-          <w:szCs w:val="21"/>
-          <w14:ligatures w14:val="none"/>
-        </w:rPr>
-        <w:t xml:space="preserve"> -h</w:t>
+      <w:r>
+        <w:rPr>
+          <w:rFonts w:ascii="Segoe UI" w:eastAsia="Times New Roman" w:hAnsi="Segoe UI" w:cs="Segoe UI"/>
+          <w:kern w:val="0"/>
+          <w:sz w:val="21"/>
+          <w:szCs w:val="21"/>
+          <w14:ligatures w14:val="none"/>
+        </w:rPr>
+        <w:t>df -h</w:t>
       </w:r>
     </w:p>
     <w:p>
@@ -1978,7 +1994,7 @@
           <w:szCs w:val="27"/>
           <w14:ligatures w14:val="none"/>
         </w:rPr>
-        <w:t>Oakland Relevance</w:t>
+        <w:t>Relevance</w:t>
       </w:r>
     </w:p>
     <w:p>
@@ -2187,49 +2203,15 @@
           <w14:ligatures w14:val="none"/>
         </w:rPr>
       </w:pPr>
-      <w:proofErr w:type="spellStart"/>
-      <w:r>
-        <w:rPr>
-          <w:rFonts w:ascii="Segoe UI" w:eastAsia="Times New Roman" w:hAnsi="Segoe UI" w:cs="Segoe UI"/>
-          <w:kern w:val="0"/>
-          <w:sz w:val="21"/>
-          <w:szCs w:val="21"/>
-          <w14:ligatures w14:val="none"/>
-        </w:rPr>
-        <w:t>sudo</w:t>
-      </w:r>
-      <w:proofErr w:type="spellEnd"/>
-      <w:r>
-        <w:rPr>
-          <w:rFonts w:ascii="Segoe UI" w:eastAsia="Times New Roman" w:hAnsi="Segoe UI" w:cs="Segoe UI"/>
-          <w:kern w:val="0"/>
-          <w:sz w:val="21"/>
-          <w:szCs w:val="21"/>
-          <w14:ligatures w14:val="none"/>
-        </w:rPr>
-        <w:t xml:space="preserve"> </w:t>
-      </w:r>
-      <w:proofErr w:type="spellStart"/>
-      <w:r>
-        <w:rPr>
-          <w:rFonts w:ascii="Segoe UI" w:eastAsia="Times New Roman" w:hAnsi="Segoe UI" w:cs="Segoe UI"/>
-          <w:kern w:val="0"/>
-          <w:sz w:val="21"/>
-          <w:szCs w:val="21"/>
-          <w14:ligatures w14:val="none"/>
-        </w:rPr>
-        <w:t>useradd</w:t>
-      </w:r>
-      <w:proofErr w:type="spellEnd"/>
-      <w:r>
-        <w:rPr>
-          <w:rFonts w:ascii="Segoe UI" w:eastAsia="Times New Roman" w:hAnsi="Segoe UI" w:cs="Segoe UI"/>
-          <w:kern w:val="0"/>
-          <w:sz w:val="21"/>
-          <w:szCs w:val="21"/>
-          <w14:ligatures w14:val="none"/>
-        </w:rPr>
-        <w:t xml:space="preserve"> john</w:t>
+      <w:r>
+        <w:rPr>
+          <w:rFonts w:ascii="Segoe UI" w:eastAsia="Times New Roman" w:hAnsi="Segoe UI" w:cs="Segoe UI"/>
+          <w:kern w:val="0"/>
+          <w:sz w:val="21"/>
+          <w:szCs w:val="21"/>
+          <w14:ligatures w14:val="none"/>
+        </w:rPr>
+        <w:t>sudo useradd john</w:t>
       </w:r>
     </w:p>
     <w:p>
@@ -2243,27 +2225,15 @@
           <w14:ligatures w14:val="none"/>
         </w:rPr>
       </w:pPr>
-      <w:proofErr w:type="spellStart"/>
-      <w:r>
-        <w:rPr>
-          <w:rFonts w:ascii="Segoe UI" w:eastAsia="Times New Roman" w:hAnsi="Segoe UI" w:cs="Segoe UI"/>
-          <w:kern w:val="0"/>
-          <w:sz w:val="21"/>
-          <w:szCs w:val="21"/>
-          <w14:ligatures w14:val="none"/>
-        </w:rPr>
-        <w:t>sudo</w:t>
-      </w:r>
-      <w:proofErr w:type="spellEnd"/>
-      <w:r>
-        <w:rPr>
-          <w:rFonts w:ascii="Segoe UI" w:eastAsia="Times New Roman" w:hAnsi="Segoe UI" w:cs="Segoe UI"/>
-          <w:kern w:val="0"/>
-          <w:sz w:val="21"/>
-          <w:szCs w:val="21"/>
-          <w14:ligatures w14:val="none"/>
-        </w:rPr>
-        <w:t xml:space="preserve"> passwd john</w:t>
+      <w:r>
+        <w:rPr>
+          <w:rFonts w:ascii="Segoe UI" w:eastAsia="Times New Roman" w:hAnsi="Segoe UI" w:cs="Segoe UI"/>
+          <w:kern w:val="0"/>
+          <w:sz w:val="21"/>
+          <w:szCs w:val="21"/>
+          <w14:ligatures w14:val="none"/>
+        </w:rPr>
+        <w:t>sudo passwd john</w:t>
       </w:r>
     </w:p>
     <w:p>
@@ -2321,62 +2291,16 @@
           <w14:ligatures w14:val="none"/>
         </w:rPr>
       </w:pPr>
-      <w:proofErr w:type="spellStart"/>
-      <w:r>
-        <w:rPr>
-          <w:rFonts w:ascii="Segoe UI" w:eastAsia="Times New Roman" w:hAnsi="Segoe UI" w:cs="Segoe UI"/>
-          <w:kern w:val="0"/>
-          <w:sz w:val="21"/>
-          <w:szCs w:val="21"/>
-          <w14:ligatures w14:val="none"/>
-        </w:rPr>
-        <w:t>sudo</w:t>
-      </w:r>
-      <w:proofErr w:type="spellEnd"/>
-      <w:r>
-        <w:rPr>
-          <w:rFonts w:ascii="Segoe UI" w:eastAsia="Times New Roman" w:hAnsi="Segoe UI" w:cs="Segoe UI"/>
-          <w:kern w:val="0"/>
-          <w:sz w:val="21"/>
-          <w:szCs w:val="21"/>
-          <w14:ligatures w14:val="none"/>
-        </w:rPr>
-        <w:t xml:space="preserve"> </w:t>
-      </w:r>
-      <w:proofErr w:type="spellStart"/>
-      <w:r>
-        <w:rPr>
-          <w:rFonts w:ascii="Segoe UI" w:eastAsia="Times New Roman" w:hAnsi="Segoe UI" w:cs="Segoe UI"/>
-          <w:kern w:val="0"/>
-          <w:sz w:val="21"/>
-          <w:szCs w:val="21"/>
-          <w14:ligatures w14:val="none"/>
-        </w:rPr>
-        <w:t>groupadd</w:t>
-      </w:r>
-      <w:proofErr w:type="spellEnd"/>
-      <w:r>
-        <w:rPr>
-          <w:rFonts w:ascii="Segoe UI" w:eastAsia="Times New Roman" w:hAnsi="Segoe UI" w:cs="Segoe UI"/>
-          <w:kern w:val="0"/>
-          <w:sz w:val="21"/>
-          <w:szCs w:val="21"/>
-          <w14:ligatures w14:val="none"/>
-        </w:rPr>
-        <w:t xml:space="preserve"> </w:t>
-      </w:r>
-      <w:proofErr w:type="spellStart"/>
-      <w:r>
-        <w:rPr>
-          <w:rFonts w:ascii="Segoe UI" w:eastAsia="Times New Roman" w:hAnsi="Segoe UI" w:cs="Segoe UI"/>
-          <w:kern w:val="0"/>
-          <w:sz w:val="21"/>
-          <w:szCs w:val="21"/>
-          <w14:ligatures w14:val="none"/>
-        </w:rPr>
-        <w:t>scaleops</w:t>
-      </w:r>
-      <w:proofErr w:type="spellEnd"/>
+      <w:r>
+        <w:rPr>
+          <w:rFonts w:ascii="Segoe UI" w:eastAsia="Times New Roman" w:hAnsi="Segoe UI" w:cs="Segoe UI"/>
+          <w:kern w:val="0"/>
+          <w:sz w:val="21"/>
+          <w:szCs w:val="21"/>
+          <w14:ligatures w14:val="none"/>
+        </w:rPr>
+        <w:t>sudo groupadd scaleops</w:t>
+      </w:r>
     </w:p>
     <w:p>
       <w:pPr>
@@ -2433,93 +2357,15 @@
           <w14:ligatures w14:val="none"/>
         </w:rPr>
       </w:pPr>
-      <w:proofErr w:type="spellStart"/>
-      <w:r>
-        <w:rPr>
-          <w:rFonts w:ascii="Segoe UI" w:eastAsia="Times New Roman" w:hAnsi="Segoe UI" w:cs="Segoe UI"/>
-          <w:kern w:val="0"/>
-          <w:sz w:val="21"/>
-          <w:szCs w:val="21"/>
-          <w14:ligatures w14:val="none"/>
-        </w:rPr>
-        <w:t>sudo</w:t>
-      </w:r>
-      <w:proofErr w:type="spellEnd"/>
-      <w:r>
-        <w:rPr>
-          <w:rFonts w:ascii="Segoe UI" w:eastAsia="Times New Roman" w:hAnsi="Segoe UI" w:cs="Segoe UI"/>
-          <w:kern w:val="0"/>
-          <w:sz w:val="21"/>
-          <w:szCs w:val="21"/>
-          <w14:ligatures w14:val="none"/>
-        </w:rPr>
-        <w:t xml:space="preserve"> </w:t>
-      </w:r>
-      <w:proofErr w:type="spellStart"/>
-      <w:r>
-        <w:rPr>
-          <w:rFonts w:ascii="Segoe UI" w:eastAsia="Times New Roman" w:hAnsi="Segoe UI" w:cs="Segoe UI"/>
-          <w:kern w:val="0"/>
-          <w:sz w:val="21"/>
-          <w:szCs w:val="21"/>
-          <w14:ligatures w14:val="none"/>
-        </w:rPr>
-        <w:t>usermod</w:t>
-      </w:r>
-      <w:proofErr w:type="spellEnd"/>
-      <w:r>
-        <w:rPr>
-          <w:rFonts w:ascii="Segoe UI" w:eastAsia="Times New Roman" w:hAnsi="Segoe UI" w:cs="Segoe UI"/>
-          <w:kern w:val="0"/>
-          <w:sz w:val="21"/>
-          <w:szCs w:val="21"/>
-          <w14:ligatures w14:val="none"/>
-        </w:rPr>
-        <w:t xml:space="preserve"> -</w:t>
-      </w:r>
-      <w:proofErr w:type="spellStart"/>
-      <w:r>
-        <w:rPr>
-          <w:rFonts w:ascii="Segoe UI" w:eastAsia="Times New Roman" w:hAnsi="Segoe UI" w:cs="Segoe UI"/>
-          <w:kern w:val="0"/>
-          <w:sz w:val="21"/>
-          <w:szCs w:val="21"/>
-          <w14:ligatures w14:val="none"/>
-        </w:rPr>
-        <w:t>aG</w:t>
-      </w:r>
-      <w:proofErr w:type="spellEnd"/>
-      <w:r>
-        <w:rPr>
-          <w:rFonts w:ascii="Segoe UI" w:eastAsia="Times New Roman" w:hAnsi="Segoe UI" w:cs="Segoe UI"/>
-          <w:kern w:val="0"/>
-          <w:sz w:val="21"/>
-          <w:szCs w:val="21"/>
-          <w14:ligatures w14:val="none"/>
-        </w:rPr>
-        <w:t xml:space="preserve"> </w:t>
-      </w:r>
-      <w:proofErr w:type="spellStart"/>
-      <w:r>
-        <w:rPr>
-          <w:rFonts w:ascii="Segoe UI" w:eastAsia="Times New Roman" w:hAnsi="Segoe UI" w:cs="Segoe UI"/>
-          <w:kern w:val="0"/>
-          <w:sz w:val="21"/>
-          <w:szCs w:val="21"/>
-          <w14:ligatures w14:val="none"/>
-        </w:rPr>
-        <w:t>scaleops</w:t>
-      </w:r>
-      <w:proofErr w:type="spellEnd"/>
-      <w:r>
-        <w:rPr>
-          <w:rFonts w:ascii="Segoe UI" w:eastAsia="Times New Roman" w:hAnsi="Segoe UI" w:cs="Segoe UI"/>
-          <w:kern w:val="0"/>
-          <w:sz w:val="21"/>
-          <w:szCs w:val="21"/>
-          <w14:ligatures w14:val="none"/>
-        </w:rPr>
-        <w:t xml:space="preserve"> john</w:t>
+      <w:r>
+        <w:rPr>
+          <w:rFonts w:ascii="Segoe UI" w:eastAsia="Times New Roman" w:hAnsi="Segoe UI" w:cs="Segoe UI"/>
+          <w:kern w:val="0"/>
+          <w:sz w:val="21"/>
+          <w:szCs w:val="21"/>
+          <w14:ligatures w14:val="none"/>
+        </w:rPr>
+        <w:t>sudo usermod -aG scaleops john</w:t>
       </w:r>
     </w:p>
     <w:p>
@@ -2822,7 +2668,6 @@
           <w14:ligatures w14:val="none"/>
         </w:rPr>
       </w:pPr>
-      <w:proofErr w:type="spellStart"/>
       <w:r>
         <w:rPr>
           <w:rFonts w:ascii="Segoe UI" w:eastAsia="Times New Roman" w:hAnsi="Segoe UI" w:cs="Segoe UI"/>
@@ -2833,7 +2678,6 @@
         </w:rPr>
         <w:t>chmod</w:t>
       </w:r>
-      <w:proofErr w:type="spellEnd"/>
     </w:p>
     <w:p>
       <w:pPr>
@@ -2846,7 +2690,6 @@
           <w14:ligatures w14:val="none"/>
         </w:rPr>
       </w:pPr>
-      <w:proofErr w:type="spellStart"/>
       <w:r>
         <w:rPr>
           <w:rFonts w:ascii="Segoe UI" w:eastAsia="Times New Roman" w:hAnsi="Segoe UI" w:cs="Segoe UI"/>
@@ -2857,7 +2700,6 @@
         </w:rPr>
         <w:t>chown</w:t>
       </w:r>
-      <w:proofErr w:type="spellEnd"/>
     </w:p>
     <w:p>
       <w:pPr>
@@ -3126,7 +2968,6 @@
           <w14:ligatures w14:val="none"/>
         </w:rPr>
       </w:pPr>
-      <w:proofErr w:type="spellStart"/>
       <w:r>
         <w:rPr>
           <w:rFonts w:ascii="Segoe UI" w:eastAsia="Times New Roman" w:hAnsi="Segoe UI" w:cs="Segoe UI"/>
@@ -3137,7 +2978,6 @@
         </w:rPr>
         <w:t>uniq</w:t>
       </w:r>
-      <w:proofErr w:type="spellEnd"/>
     </w:p>
     <w:p>
       <w:pPr>
@@ -3163,7 +3003,7 @@
           <w:szCs w:val="27"/>
           <w14:ligatures w14:val="none"/>
         </w:rPr>
-        <w:t>Oakland Relevance</w:t>
+        <w:t>Relevance</w:t>
       </w:r>
     </w:p>
     <w:p>
@@ -3473,29 +3313,7 @@
           <w:szCs w:val="21"/>
           <w14:ligatures w14:val="none"/>
         </w:rPr>
-        <w:t xml:space="preserve">grep failed auth.log | </w:t>
-      </w:r>
-      <w:proofErr w:type="spellStart"/>
-      <w:r>
-        <w:rPr>
-          <w:rFonts w:ascii="Segoe UI" w:eastAsia="Times New Roman" w:hAnsi="Segoe UI" w:cs="Segoe UI"/>
-          <w:kern w:val="0"/>
-          <w:sz w:val="21"/>
-          <w:szCs w:val="21"/>
-          <w14:ligatures w14:val="none"/>
-        </w:rPr>
-        <w:t>wc</w:t>
-      </w:r>
-      <w:proofErr w:type="spellEnd"/>
-      <w:r>
-        <w:rPr>
-          <w:rFonts w:ascii="Segoe UI" w:eastAsia="Times New Roman" w:hAnsi="Segoe UI" w:cs="Segoe UI"/>
-          <w:kern w:val="0"/>
-          <w:sz w:val="21"/>
-          <w:szCs w:val="21"/>
-          <w14:ligatures w14:val="none"/>
-        </w:rPr>
-        <w:t xml:space="preserve"> -l</w:t>
+        <w:t>grep failed auth.log | wc -l</w:t>
       </w:r>
     </w:p>
     <w:p>
@@ -3990,7 +3808,6 @@
           <w14:ligatures w14:val="none"/>
         </w:rPr>
       </w:pPr>
-      <w:proofErr w:type="spellStart"/>
       <w:r>
         <w:rPr>
           <w:rFonts w:ascii="Segoe UI" w:eastAsia="Times New Roman" w:hAnsi="Segoe UI" w:cs="Segoe UI"/>
@@ -4001,7 +3818,6 @@
         </w:rPr>
         <w:t>ps</w:t>
       </w:r>
-      <w:proofErr w:type="spellEnd"/>
     </w:p>
     <w:p>
       <w:pPr>
@@ -4105,7 +3921,7 @@
           <w:szCs w:val="27"/>
           <w14:ligatures w14:val="none"/>
         </w:rPr>
-        <w:t>Oakland Relevance</w:t>
+        <w:t>Relevance</w:t>
       </w:r>
     </w:p>
     <w:p>
@@ -4402,40 +4218,16 @@
           <w14:ligatures w14:val="none"/>
         </w:rPr>
       </w:pPr>
-      <w:proofErr w:type="spellStart"/>
-      <w:r>
-        <w:rPr>
-          <w:rFonts w:ascii="Segoe UI" w:eastAsia="Times New Roman" w:hAnsi="Segoe UI" w:cs="Segoe UI"/>
-          <w:kern w:val="0"/>
-          <w:sz w:val="21"/>
-          <w:szCs w:val="21"/>
-          <w14:ligatures w14:val="none"/>
-        </w:rPr>
-        <w:t>ps</w:t>
-      </w:r>
-      <w:proofErr w:type="spellEnd"/>
-      <w:r>
-        <w:rPr>
-          <w:rFonts w:ascii="Segoe UI" w:eastAsia="Times New Roman" w:hAnsi="Segoe UI" w:cs="Segoe UI"/>
-          <w:kern w:val="0"/>
-          <w:sz w:val="21"/>
-          <w:szCs w:val="21"/>
-          <w14:ligatures w14:val="none"/>
-        </w:rPr>
-        <w:t xml:space="preserve"> aux | grep </w:t>
-      </w:r>
-      <w:proofErr w:type="spellStart"/>
-      <w:r>
-        <w:rPr>
-          <w:rFonts w:ascii="Segoe UI" w:eastAsia="Times New Roman" w:hAnsi="Segoe UI" w:cs="Segoe UI"/>
-          <w:kern w:val="0"/>
-          <w:sz w:val="21"/>
-          <w:szCs w:val="21"/>
-          <w14:ligatures w14:val="none"/>
-        </w:rPr>
-        <w:t>apache</w:t>
-      </w:r>
-      <w:proofErr w:type="spellEnd"/>
+      <w:r>
+        <w:rPr>
+          <w:rFonts w:ascii="Segoe UI" w:eastAsia="Times New Roman" w:hAnsi="Segoe UI" w:cs="Segoe UI"/>
+          <w:kern w:val="0"/>
+          <w:sz w:val="21"/>
+          <w:szCs w:val="21"/>
+          <w14:ligatures w14:val="none"/>
+        </w:rPr>
+        <w:t>ps aux | grep apache</w:t>
+      </w:r>
     </w:p>
     <w:p>
       <w:pPr>
@@ -4932,7 +4724,7 @@
           <w:szCs w:val="27"/>
           <w14:ligatures w14:val="none"/>
         </w:rPr>
-        <w:t>Oakland Relevance</w:t>
+        <w:t>Relevance</w:t>
       </w:r>
     </w:p>
     <w:p>
@@ -5233,27 +5025,15 @@
           <w14:ligatures w14:val="none"/>
         </w:rPr>
       </w:pPr>
-      <w:proofErr w:type="spellStart"/>
-      <w:r>
-        <w:rPr>
-          <w:rFonts w:ascii="Segoe UI" w:eastAsia="Times New Roman" w:hAnsi="Segoe UI" w:cs="Segoe UI"/>
-          <w:kern w:val="0"/>
-          <w:sz w:val="21"/>
-          <w:szCs w:val="21"/>
-          <w14:ligatures w14:val="none"/>
-        </w:rPr>
-        <w:t>df</w:t>
-      </w:r>
-      <w:proofErr w:type="spellEnd"/>
-      <w:r>
-        <w:rPr>
-          <w:rFonts w:ascii="Segoe UI" w:eastAsia="Times New Roman" w:hAnsi="Segoe UI" w:cs="Segoe UI"/>
-          <w:kern w:val="0"/>
-          <w:sz w:val="21"/>
-          <w:szCs w:val="21"/>
-          <w14:ligatures w14:val="none"/>
-        </w:rPr>
-        <w:t xml:space="preserve"> -h</w:t>
+      <w:r>
+        <w:rPr>
+          <w:rFonts w:ascii="Segoe UI" w:eastAsia="Times New Roman" w:hAnsi="Segoe UI" w:cs="Segoe UI"/>
+          <w:kern w:val="0"/>
+          <w:sz w:val="21"/>
+          <w:szCs w:val="21"/>
+          <w14:ligatures w14:val="none"/>
+        </w:rPr>
+        <w:t>df -h</w:t>
       </w:r>
     </w:p>
     <w:p>
@@ -5784,7 +5564,7 @@
           <w:szCs w:val="27"/>
           <w14:ligatures w14:val="none"/>
         </w:rPr>
-        <w:t>Oakland Relevance</w:t>
+        <w:t>Relevance</w:t>
       </w:r>
     </w:p>
     <w:p>
@@ -6045,40 +5825,16 @@
           <w14:ligatures w14:val="none"/>
         </w:rPr>
       </w:pPr>
-      <w:proofErr w:type="spellStart"/>
-      <w:r>
-        <w:rPr>
-          <w:rFonts w:ascii="Segoe UI" w:eastAsia="Times New Roman" w:hAnsi="Segoe UI" w:cs="Segoe UI"/>
-          <w:kern w:val="0"/>
-          <w:sz w:val="21"/>
-          <w:szCs w:val="21"/>
-          <w14:ligatures w14:val="none"/>
-        </w:rPr>
-        <w:t>ip</w:t>
-      </w:r>
-      <w:proofErr w:type="spellEnd"/>
-      <w:r>
-        <w:rPr>
-          <w:rFonts w:ascii="Segoe UI" w:eastAsia="Times New Roman" w:hAnsi="Segoe UI" w:cs="Segoe UI"/>
-          <w:kern w:val="0"/>
-          <w:sz w:val="21"/>
-          <w:szCs w:val="21"/>
-          <w14:ligatures w14:val="none"/>
-        </w:rPr>
-        <w:t xml:space="preserve"> </w:t>
-      </w:r>
-      <w:proofErr w:type="spellStart"/>
-      <w:r>
-        <w:rPr>
-          <w:rFonts w:ascii="Segoe UI" w:eastAsia="Times New Roman" w:hAnsi="Segoe UI" w:cs="Segoe UI"/>
-          <w:kern w:val="0"/>
-          <w:sz w:val="21"/>
-          <w:szCs w:val="21"/>
-          <w14:ligatures w14:val="none"/>
-        </w:rPr>
-        <w:t>addr</w:t>
-      </w:r>
-      <w:proofErr w:type="spellEnd"/>
+      <w:r>
+        <w:rPr>
+          <w:rFonts w:ascii="Segoe UI" w:eastAsia="Times New Roman" w:hAnsi="Segoe UI" w:cs="Segoe UI"/>
+          <w:kern w:val="0"/>
+          <w:sz w:val="21"/>
+          <w:szCs w:val="21"/>
+          <w14:ligatures w14:val="none"/>
+        </w:rPr>
+        <w:t>ip addr</w:t>
+      </w:r>
     </w:p>
     <w:p>
       <w:pPr>
@@ -6091,27 +5847,15 @@
           <w14:ligatures w14:val="none"/>
         </w:rPr>
       </w:pPr>
-      <w:proofErr w:type="spellStart"/>
-      <w:r>
-        <w:rPr>
-          <w:rFonts w:ascii="Segoe UI" w:eastAsia="Times New Roman" w:hAnsi="Segoe UI" w:cs="Segoe UI"/>
-          <w:kern w:val="0"/>
-          <w:sz w:val="21"/>
-          <w:szCs w:val="21"/>
-          <w14:ligatures w14:val="none"/>
-        </w:rPr>
-        <w:t>ip</w:t>
-      </w:r>
-      <w:proofErr w:type="spellEnd"/>
-      <w:r>
-        <w:rPr>
-          <w:rFonts w:ascii="Segoe UI" w:eastAsia="Times New Roman" w:hAnsi="Segoe UI" w:cs="Segoe UI"/>
-          <w:kern w:val="0"/>
-          <w:sz w:val="21"/>
-          <w:szCs w:val="21"/>
-          <w14:ligatures w14:val="none"/>
-        </w:rPr>
-        <w:t xml:space="preserve"> route</w:t>
+      <w:r>
+        <w:rPr>
+          <w:rFonts w:ascii="Segoe UI" w:eastAsia="Times New Roman" w:hAnsi="Segoe UI" w:cs="Segoe UI"/>
+          <w:kern w:val="0"/>
+          <w:sz w:val="21"/>
+          <w:szCs w:val="21"/>
+          <w14:ligatures w14:val="none"/>
+        </w:rPr>
+        <w:t>ip route</w:t>
       </w:r>
     </w:p>
     <w:p>
@@ -6169,7 +5913,6 @@
           <w14:ligatures w14:val="none"/>
         </w:rPr>
       </w:pPr>
-      <w:proofErr w:type="spellStart"/>
       <w:r>
         <w:rPr>
           <w:rFonts w:ascii="Segoe UI" w:eastAsia="Times New Roman" w:hAnsi="Segoe UI" w:cs="Segoe UI"/>
@@ -6180,7 +5923,6 @@
         </w:rPr>
         <w:t>nslookup</w:t>
       </w:r>
-      <w:proofErr w:type="spellEnd"/>
     </w:p>
     <w:p>
       <w:pPr>
@@ -6280,7 +6022,7 @@
           <w:szCs w:val="27"/>
           <w14:ligatures w14:val="none"/>
         </w:rPr>
-        <w:t>Multi-Site Grain Elevator Network</w:t>
+        <w:t>Multi-Site Elevator Network</w:t>
       </w:r>
     </w:p>
     <w:p>
@@ -6753,7 +6495,6 @@
           <w14:ligatures w14:val="none"/>
         </w:rPr>
       </w:pPr>
-      <w:proofErr w:type="spellStart"/>
       <w:r>
         <w:rPr>
           <w:rFonts w:ascii="Segoe UI" w:eastAsia="Times New Roman" w:hAnsi="Segoe UI" w:cs="Segoe UI"/>
@@ -6764,7 +6505,6 @@
         </w:rPr>
         <w:t>Systemd</w:t>
       </w:r>
-      <w:proofErr w:type="spellEnd"/>
     </w:p>
     <w:p>
       <w:pPr>
@@ -6840,7 +6580,7 @@
           <w:szCs w:val="27"/>
           <w14:ligatures w14:val="none"/>
         </w:rPr>
-        <w:t>Oakland Relevance</w:t>
+        <w:t>Relevance</w:t>
       </w:r>
     </w:p>
     <w:p>
@@ -6995,40 +6735,16 @@
           <w14:ligatures w14:val="none"/>
         </w:rPr>
       </w:pPr>
-      <w:proofErr w:type="spellStart"/>
-      <w:r>
-        <w:rPr>
-          <w:rFonts w:ascii="Segoe UI" w:eastAsia="Times New Roman" w:hAnsi="Segoe UI" w:cs="Segoe UI"/>
-          <w:kern w:val="0"/>
-          <w:sz w:val="21"/>
-          <w:szCs w:val="21"/>
-          <w14:ligatures w14:val="none"/>
-        </w:rPr>
-        <w:t>systemctl</w:t>
-      </w:r>
-      <w:proofErr w:type="spellEnd"/>
-      <w:r>
-        <w:rPr>
-          <w:rFonts w:ascii="Segoe UI" w:eastAsia="Times New Roman" w:hAnsi="Segoe UI" w:cs="Segoe UI"/>
-          <w:kern w:val="0"/>
-          <w:sz w:val="21"/>
-          <w:szCs w:val="21"/>
-          <w14:ligatures w14:val="none"/>
-        </w:rPr>
-        <w:t xml:space="preserve"> status </w:t>
-      </w:r>
-      <w:proofErr w:type="spellStart"/>
-      <w:r>
-        <w:rPr>
-          <w:rFonts w:ascii="Segoe UI" w:eastAsia="Times New Roman" w:hAnsi="Segoe UI" w:cs="Segoe UI"/>
-          <w:kern w:val="0"/>
-          <w:sz w:val="21"/>
-          <w:szCs w:val="21"/>
-          <w14:ligatures w14:val="none"/>
-        </w:rPr>
-        <w:t>sshd</w:t>
-      </w:r>
-      <w:proofErr w:type="spellEnd"/>
+      <w:r>
+        <w:rPr>
+          <w:rFonts w:ascii="Segoe UI" w:eastAsia="Times New Roman" w:hAnsi="Segoe UI" w:cs="Segoe UI"/>
+          <w:kern w:val="0"/>
+          <w:sz w:val="21"/>
+          <w:szCs w:val="21"/>
+          <w14:ligatures w14:val="none"/>
+        </w:rPr>
+        <w:t>systemctl status sshd</w:t>
+      </w:r>
     </w:p>
     <w:p>
       <w:pPr>
@@ -7085,40 +6801,16 @@
           <w14:ligatures w14:val="none"/>
         </w:rPr>
       </w:pPr>
-      <w:proofErr w:type="spellStart"/>
-      <w:r>
-        <w:rPr>
-          <w:rFonts w:ascii="Segoe UI" w:eastAsia="Times New Roman" w:hAnsi="Segoe UI" w:cs="Segoe UI"/>
-          <w:kern w:val="0"/>
-          <w:sz w:val="21"/>
-          <w:szCs w:val="21"/>
-          <w14:ligatures w14:val="none"/>
-        </w:rPr>
-        <w:t>systemctl</w:t>
-      </w:r>
-      <w:proofErr w:type="spellEnd"/>
-      <w:r>
-        <w:rPr>
-          <w:rFonts w:ascii="Segoe UI" w:eastAsia="Times New Roman" w:hAnsi="Segoe UI" w:cs="Segoe UI"/>
-          <w:kern w:val="0"/>
-          <w:sz w:val="21"/>
-          <w:szCs w:val="21"/>
-          <w14:ligatures w14:val="none"/>
-        </w:rPr>
-        <w:t xml:space="preserve"> start </w:t>
-      </w:r>
-      <w:proofErr w:type="spellStart"/>
-      <w:r>
-        <w:rPr>
-          <w:rFonts w:ascii="Segoe UI" w:eastAsia="Times New Roman" w:hAnsi="Segoe UI" w:cs="Segoe UI"/>
-          <w:kern w:val="0"/>
-          <w:sz w:val="21"/>
-          <w:szCs w:val="21"/>
-          <w14:ligatures w14:val="none"/>
-        </w:rPr>
-        <w:t>sshd</w:t>
-      </w:r>
-      <w:proofErr w:type="spellEnd"/>
+      <w:r>
+        <w:rPr>
+          <w:rFonts w:ascii="Segoe UI" w:eastAsia="Times New Roman" w:hAnsi="Segoe UI" w:cs="Segoe UI"/>
+          <w:kern w:val="0"/>
+          <w:sz w:val="21"/>
+          <w:szCs w:val="21"/>
+          <w14:ligatures w14:val="none"/>
+        </w:rPr>
+        <w:t>systemctl start sshd</w:t>
+      </w:r>
     </w:p>
     <w:p>
       <w:pPr>
@@ -7175,40 +6867,16 @@
           <w14:ligatures w14:val="none"/>
         </w:rPr>
       </w:pPr>
-      <w:proofErr w:type="spellStart"/>
-      <w:r>
-        <w:rPr>
-          <w:rFonts w:ascii="Segoe UI" w:eastAsia="Times New Roman" w:hAnsi="Segoe UI" w:cs="Segoe UI"/>
-          <w:kern w:val="0"/>
-          <w:sz w:val="21"/>
-          <w:szCs w:val="21"/>
-          <w14:ligatures w14:val="none"/>
-        </w:rPr>
-        <w:t>systemctl</w:t>
-      </w:r>
-      <w:proofErr w:type="spellEnd"/>
-      <w:r>
-        <w:rPr>
-          <w:rFonts w:ascii="Segoe UI" w:eastAsia="Times New Roman" w:hAnsi="Segoe UI" w:cs="Segoe UI"/>
-          <w:kern w:val="0"/>
-          <w:sz w:val="21"/>
-          <w:szCs w:val="21"/>
-          <w14:ligatures w14:val="none"/>
-        </w:rPr>
-        <w:t xml:space="preserve"> enable </w:t>
-      </w:r>
-      <w:proofErr w:type="spellStart"/>
-      <w:r>
-        <w:rPr>
-          <w:rFonts w:ascii="Segoe UI" w:eastAsia="Times New Roman" w:hAnsi="Segoe UI" w:cs="Segoe UI"/>
-          <w:kern w:val="0"/>
-          <w:sz w:val="21"/>
-          <w:szCs w:val="21"/>
-          <w14:ligatures w14:val="none"/>
-        </w:rPr>
-        <w:t>sshd</w:t>
-      </w:r>
-      <w:proofErr w:type="spellEnd"/>
+      <w:r>
+        <w:rPr>
+          <w:rFonts w:ascii="Segoe UI" w:eastAsia="Times New Roman" w:hAnsi="Segoe UI" w:cs="Segoe UI"/>
+          <w:kern w:val="0"/>
+          <w:sz w:val="21"/>
+          <w:szCs w:val="21"/>
+          <w14:ligatures w14:val="none"/>
+        </w:rPr>
+        <w:t>systemctl enable sshd</w:t>
+      </w:r>
     </w:p>
     <w:p>
       <w:pPr>
@@ -7560,7 +7228,7 @@
           <w:szCs w:val="27"/>
           <w14:ligatures w14:val="none"/>
         </w:rPr>
-        <w:t>Oakland Relevance</w:t>
+        <w:t>Relevance</w:t>
       </w:r>
     </w:p>
     <w:p>
@@ -8348,7 +8016,7 @@
           <w:szCs w:val="27"/>
           <w14:ligatures w14:val="none"/>
         </w:rPr>
-        <w:t>Oakland Relevance</w:t>
+        <w:t>Relevance</w:t>
       </w:r>
     </w:p>
     <w:p>
@@ -8721,7 +8389,7 @@
           <w:szCs w:val="27"/>
           <w14:ligatures w14:val="none"/>
         </w:rPr>
-        <w:t>Grain Company User Lifecycle</w:t>
+        <w:t>Company User Lifecycle</w:t>
       </w:r>
     </w:p>
     <w:p>
@@ -9130,7 +8798,7 @@
           <w:szCs w:val="27"/>
           <w14:ligatures w14:val="none"/>
         </w:rPr>
-        <w:t>Oakland Relevance</w:t>
+        <w:t>Relevance</w:t>
       </w:r>
     </w:p>
     <w:p>
@@ -9196,7 +8864,6 @@
           <w14:ligatures w14:val="none"/>
         </w:rPr>
       </w:pPr>
-      <w:proofErr w:type="spellStart"/>
       <w:r>
         <w:rPr>
           <w:rFonts w:ascii="Segoe UI" w:eastAsia="Times New Roman" w:hAnsi="Segoe UI" w:cs="Segoe UI"/>
@@ -9207,7 +8874,6 @@
         </w:rPr>
         <w:t>FortiManager</w:t>
       </w:r>
-      <w:proofErr w:type="spellEnd"/>
     </w:p>
     <w:p>
       <w:pPr>
@@ -9341,7 +9007,6 @@
           <w14:ligatures w14:val="none"/>
         </w:rPr>
       </w:pPr>
-      <w:proofErr w:type="spellStart"/>
       <w:r>
         <w:rPr>
           <w:rFonts w:ascii="Segoe UI" w:eastAsia="Times New Roman" w:hAnsi="Segoe UI" w:cs="Segoe UI"/>
@@ -9352,7 +9017,6 @@
         </w:rPr>
         <w:t>ufw</w:t>
       </w:r>
-      <w:proofErr w:type="spellEnd"/>
     </w:p>
     <w:p>
       <w:pPr>
@@ -9409,49 +9073,15 @@
           <w14:ligatures w14:val="none"/>
         </w:rPr>
       </w:pPr>
-      <w:proofErr w:type="spellStart"/>
-      <w:r>
-        <w:rPr>
-          <w:rFonts w:ascii="Segoe UI" w:eastAsia="Times New Roman" w:hAnsi="Segoe UI" w:cs="Segoe UI"/>
-          <w:kern w:val="0"/>
-          <w:sz w:val="21"/>
-          <w:szCs w:val="21"/>
-          <w14:ligatures w14:val="none"/>
-        </w:rPr>
-        <w:t>sudo</w:t>
-      </w:r>
-      <w:proofErr w:type="spellEnd"/>
-      <w:r>
-        <w:rPr>
-          <w:rFonts w:ascii="Segoe UI" w:eastAsia="Times New Roman" w:hAnsi="Segoe UI" w:cs="Segoe UI"/>
-          <w:kern w:val="0"/>
-          <w:sz w:val="21"/>
-          <w:szCs w:val="21"/>
-          <w14:ligatures w14:val="none"/>
-        </w:rPr>
-        <w:t xml:space="preserve"> </w:t>
-      </w:r>
-      <w:proofErr w:type="spellStart"/>
-      <w:r>
-        <w:rPr>
-          <w:rFonts w:ascii="Segoe UI" w:eastAsia="Times New Roman" w:hAnsi="Segoe UI" w:cs="Segoe UI"/>
-          <w:kern w:val="0"/>
-          <w:sz w:val="21"/>
-          <w:szCs w:val="21"/>
-          <w14:ligatures w14:val="none"/>
-        </w:rPr>
-        <w:t>ufw</w:t>
-      </w:r>
-      <w:proofErr w:type="spellEnd"/>
-      <w:r>
-        <w:rPr>
-          <w:rFonts w:ascii="Segoe UI" w:eastAsia="Times New Roman" w:hAnsi="Segoe UI" w:cs="Segoe UI"/>
-          <w:kern w:val="0"/>
-          <w:sz w:val="21"/>
-          <w:szCs w:val="21"/>
-          <w14:ligatures w14:val="none"/>
-        </w:rPr>
-        <w:t xml:space="preserve"> allow ssh</w:t>
+      <w:r>
+        <w:rPr>
+          <w:rFonts w:ascii="Segoe UI" w:eastAsia="Times New Roman" w:hAnsi="Segoe UI" w:cs="Segoe UI"/>
+          <w:kern w:val="0"/>
+          <w:sz w:val="21"/>
+          <w:szCs w:val="21"/>
+          <w14:ligatures w14:val="none"/>
+        </w:rPr>
+        <w:t>sudo ufw allow ssh</w:t>
       </w:r>
     </w:p>
     <w:p>
@@ -9509,7 +9139,6 @@
           <w14:ligatures w14:val="none"/>
         </w:rPr>
       </w:pPr>
-      <w:proofErr w:type="spellStart"/>
       <w:r>
         <w:rPr>
           <w:rFonts w:ascii="Segoe UI" w:eastAsia="Times New Roman" w:hAnsi="Segoe UI" w:cs="Segoe UI"/>
@@ -9520,7 +9149,6 @@
         </w:rPr>
         <w:t>journalctl</w:t>
       </w:r>
-      <w:proofErr w:type="spellEnd"/>
     </w:p>
     <w:p>
       <w:pPr>
@@ -9928,7 +9556,7 @@
           <w:szCs w:val="27"/>
           <w14:ligatures w14:val="none"/>
         </w:rPr>
-        <w:t>Oakland Relevance</w:t>
+        <w:t>Relevance</w:t>
       </w:r>
     </w:p>
     <w:p>
@@ -10645,7 +10273,7 @@
           <w:szCs w:val="27"/>
           <w14:ligatures w14:val="none"/>
         </w:rPr>
-        <w:t>Oakland Relevance</w:t>
+        <w:t>Relevance</w:t>
       </w:r>
     </w:p>
     <w:p>
@@ -10968,7 +10596,7 @@
           <w:szCs w:val="27"/>
           <w14:ligatures w14:val="none"/>
         </w:rPr>
-        <w:t>Complete Oakland Documentation Portfolio</w:t>
+        <w:t>Complete Documentation Portfolio</w:t>
       </w:r>
     </w:p>
     <w:p>
@@ -11250,7 +10878,7 @@
           <w:szCs w:val="48"/>
           <w14:ligatures w14:val="none"/>
         </w:rPr>
-        <w:t>Final Capstone Project (Most Closely Matches Oakland)</w:t>
+        <w:t xml:space="preserve">Final Capstone Project </w:t>
       </w:r>
     </w:p>
     <w:p>
@@ -11836,39 +11464,39 @@
           <w:szCs w:val="21"/>
           <w14:ligatures w14:val="none"/>
         </w:rPr>
+        <w:t>✅</w:t>
+      </w:r>
+      <w:r>
+        <w:rPr>
+          <w:rFonts w:ascii="Segoe UI" w:eastAsia="Times New Roman" w:hAnsi="Segoe UI" w:cs="Segoe UI"/>
+          <w:kern w:val="0"/>
+          <w:sz w:val="21"/>
+          <w:szCs w:val="21"/>
+          <w14:ligatures w14:val="none"/>
+        </w:rPr>
+        <w:t xml:space="preserve"> Backup testing</w:t>
+      </w:r>
+    </w:p>
+    <w:p>
+      <w:pPr>
+        <w:spacing w:before="100" w:beforeAutospacing="1" w:after="100" w:afterAutospacing="1" w:line="300" w:lineRule="atLeast"/>
+        <w:rPr>
+          <w:rFonts w:ascii="Segoe UI" w:eastAsia="Times New Roman" w:hAnsi="Segoe UI" w:cs="Segoe UI"/>
+          <w:kern w:val="0"/>
+          <w:sz w:val="21"/>
+          <w:szCs w:val="21"/>
+          <w14:ligatures w14:val="none"/>
+        </w:rPr>
+      </w:pPr>
+      <w:r>
+        <w:rPr>
+          <w:rFonts w:ascii="Segoe UI Emoji" w:eastAsia="Times New Roman" w:hAnsi="Segoe UI Emoji" w:cs="Segoe UI Emoji"/>
+          <w:kern w:val="0"/>
+          <w:sz w:val="21"/>
+          <w:szCs w:val="21"/>
+          <w14:ligatures w14:val="none"/>
+        </w:rPr>
         <w:lastRenderedPageBreak/>
-        <w:t>✅</w:t>
-      </w:r>
-      <w:r>
-        <w:rPr>
-          <w:rFonts w:ascii="Segoe UI" w:eastAsia="Times New Roman" w:hAnsi="Segoe UI" w:cs="Segoe UI"/>
-          <w:kern w:val="0"/>
-          <w:sz w:val="21"/>
-          <w:szCs w:val="21"/>
-          <w14:ligatures w14:val="none"/>
-        </w:rPr>
-        <w:t xml:space="preserve"> Backup testing</w:t>
-      </w:r>
-    </w:p>
-    <w:p>
-      <w:pPr>
-        <w:spacing w:before="100" w:beforeAutospacing="1" w:after="100" w:afterAutospacing="1" w:line="300" w:lineRule="atLeast"/>
-        <w:rPr>
-          <w:rFonts w:ascii="Segoe UI" w:eastAsia="Times New Roman" w:hAnsi="Segoe UI" w:cs="Segoe UI"/>
-          <w:kern w:val="0"/>
-          <w:sz w:val="21"/>
-          <w:szCs w:val="21"/>
-          <w14:ligatures w14:val="none"/>
-        </w:rPr>
-      </w:pPr>
-      <w:r>
-        <w:rPr>
-          <w:rFonts w:ascii="Segoe UI Emoji" w:eastAsia="Times New Roman" w:hAnsi="Segoe UI Emoji" w:cs="Segoe UI Emoji"/>
-          <w:kern w:val="0"/>
-          <w:sz w:val="21"/>
-          <w:szCs w:val="21"/>
-          <w14:ligatures w14:val="none"/>
-        </w:rPr>
         <w:t>✅</w:t>
       </w:r>
       <w:r>
@@ -12270,20 +11898,8 @@
           <w:szCs w:val="21"/>
           <w14:ligatures w14:val="none"/>
         </w:rPr>
-        <w:t>Linux Services/</w:t>
-      </w:r>
-      <w:proofErr w:type="spellStart"/>
-      <w:r>
-        <w:rPr>
-          <w:rFonts w:ascii="Segoe UI" w:eastAsia="Times New Roman" w:hAnsi="Segoe UI" w:cs="Segoe UI"/>
-          <w:kern w:val="0"/>
-          <w:sz w:val="21"/>
-          <w:szCs w:val="21"/>
-          <w14:ligatures w14:val="none"/>
-        </w:rPr>
-        <w:t>Systemd</w:t>
-      </w:r>
-      <w:proofErr w:type="spellEnd"/>
+        <w:t>Linux Services/Systemd</w:t>
+      </w:r>
     </w:p>
     <w:p>
       <w:pPr>
@@ -12446,7 +12062,43 @@
           <w:szCs w:val="21"/>
           <w14:ligatures w14:val="none"/>
         </w:rPr>
-        <w:t>85-90% of the technical skills listed in the Oakland Corporation IT Support Technician posting</w:t>
+        <w:t xml:space="preserve">85-90% of the technical skills listed in </w:t>
+      </w:r>
+      <w:r>
+        <w:rPr>
+          <w:rFonts w:ascii="Segoe UI" w:eastAsia="Times New Roman" w:hAnsi="Segoe UI" w:cs="Segoe UI"/>
+          <w:b/>
+          <w:bCs/>
+          <w:kern w:val="0"/>
+          <w:sz w:val="21"/>
+          <w:szCs w:val="21"/>
+          <w14:ligatures w14:val="none"/>
+        </w:rPr>
+        <w:t>many of the</w:t>
+      </w:r>
+      <w:r>
+        <w:rPr>
+          <w:rFonts w:ascii="Segoe UI" w:eastAsia="Times New Roman" w:hAnsi="Segoe UI" w:cs="Segoe UI"/>
+          <w:b/>
+          <w:bCs/>
+          <w:kern w:val="0"/>
+          <w:sz w:val="21"/>
+          <w:szCs w:val="21"/>
+          <w14:ligatures w14:val="none"/>
+        </w:rPr>
+        <w:t xml:space="preserve"> IT Support Technician posting</w:t>
+      </w:r>
+      <w:r>
+        <w:rPr>
+          <w:rFonts w:ascii="Segoe UI" w:eastAsia="Times New Roman" w:hAnsi="Segoe UI" w:cs="Segoe UI"/>
+          <w:b/>
+          <w:bCs/>
+          <w:kern w:val="0"/>
+          <w:sz w:val="21"/>
+          <w:szCs w:val="21"/>
+          <w14:ligatures w14:val="none"/>
+        </w:rPr>
+        <w:t>s</w:t>
       </w:r>
       <w:r>
         <w:rPr>
@@ -12535,13 +12187,8 @@
           <w:numId w:val="38"/>
         </w:numPr>
       </w:pPr>
-      <w:proofErr w:type="spellStart"/>
-      <w:r>
-        <w:t>AlmaLinux</w:t>
-      </w:r>
-      <w:proofErr w:type="spellEnd"/>
-      <w:r>
-        <w:t xml:space="preserve"> server</w:t>
+      <w:r>
+        <w:t>AlmaLinux server</w:t>
       </w:r>
     </w:p>
     <w:p>
@@ -12552,7 +12199,6 @@
         </w:numPr>
       </w:pPr>
       <w:r>
-        <w:lastRenderedPageBreak/>
         <w:t>Ubuntu server</w:t>
       </w:r>
     </w:p>
@@ -12564,6 +12210,7 @@
         </w:numPr>
       </w:pPr>
       <w:r>
+        <w:lastRenderedPageBreak/>
         <w:t>Rocky Linux</w:t>
       </w:r>
     </w:p>
@@ -12859,7 +12506,6 @@
         </w:numPr>
       </w:pPr>
       <w:r>
-        <w:lastRenderedPageBreak/>
         <w:t>Load balancing</w:t>
       </w:r>
     </w:p>
@@ -12870,11 +12516,10 @@
           <w:numId w:val="40"/>
         </w:numPr>
       </w:pPr>
-      <w:proofErr w:type="spellStart"/>
-      <w:r>
+      <w:r>
+        <w:lastRenderedPageBreak/>
         <w:t>Systemd</w:t>
       </w:r>
-      <w:proofErr w:type="spellEnd"/>
     </w:p>
     <w:p>
       <w:pPr>
@@ -12917,33 +12562,12 @@
           <w:b/>
           <w:bCs/>
         </w:rPr>
-        <w:t xml:space="preserve">Why </w:t>
-      </w:r>
-      <w:proofErr w:type="spellStart"/>
-      <w:r>
-        <w:rPr>
-          <w:b/>
-          <w:bCs/>
-        </w:rPr>
-        <w:t>AlmaLinux</w:t>
-      </w:r>
-      <w:proofErr w:type="spellEnd"/>
-      <w:r>
-        <w:rPr>
-          <w:b/>
-          <w:bCs/>
-        </w:rPr>
-        <w:t>?</w:t>
-      </w:r>
-    </w:p>
-    <w:p>
-      <w:proofErr w:type="spellStart"/>
-      <w:r>
-        <w:t>AlmaLinux</w:t>
-      </w:r>
-      <w:proofErr w:type="spellEnd"/>
-      <w:r>
-        <w:t xml:space="preserve"> is an excellent choice.</w:t>
+        <w:t>Why AlmaLinux?</w:t>
+      </w:r>
+    </w:p>
+    <w:p>
+      <w:r>
+        <w:t>AlmaLinux is an excellent choice.</w:t>
       </w:r>
     </w:p>
     <w:p>
@@ -12991,11 +12615,9 @@
           <w:numId w:val="41"/>
         </w:numPr>
       </w:pPr>
-      <w:proofErr w:type="spellStart"/>
       <w:r>
         <w:t>systemd</w:t>
       </w:r>
-      <w:proofErr w:type="spellEnd"/>
     </w:p>
     <w:p>
       <w:pPr>
@@ -13004,11 +12626,9 @@
           <w:numId w:val="41"/>
         </w:numPr>
       </w:pPr>
-      <w:proofErr w:type="spellStart"/>
       <w:r>
         <w:t>SELinux</w:t>
       </w:r>
-      <w:proofErr w:type="spellEnd"/>
     </w:p>
     <w:p>
       <w:pPr>
@@ -13028,11 +12648,9 @@
           <w:numId w:val="41"/>
         </w:numPr>
       </w:pPr>
-      <w:proofErr w:type="spellStart"/>
       <w:r>
         <w:t>NetworkManager</w:t>
       </w:r>
-      <w:proofErr w:type="spellEnd"/>
     </w:p>
     <w:p>
       <w:r>
@@ -13130,13 +12748,8 @@
       </w:r>
     </w:p>
     <w:p>
-      <w:proofErr w:type="spellStart"/>
-      <w:r>
-        <w:t>AlmaLinux</w:t>
-      </w:r>
-      <w:proofErr w:type="spellEnd"/>
-      <w:r>
-        <w:t xml:space="preserve"> 10</w:t>
+      <w:r>
+        <w:t>AlmaLinux 10</w:t>
       </w:r>
     </w:p>
     <w:p>
@@ -13157,7 +12770,6 @@
         </w:numPr>
       </w:pPr>
       <w:r>
-        <w:lastRenderedPageBreak/>
         <w:t>users</w:t>
       </w:r>
     </w:p>
@@ -13169,6 +12781,7 @@
         </w:numPr>
       </w:pPr>
       <w:r>
+        <w:lastRenderedPageBreak/>
         <w:t>groups</w:t>
       </w:r>
     </w:p>
@@ -13179,11 +12792,9 @@
           <w:numId w:val="43"/>
         </w:numPr>
       </w:pPr>
-      <w:proofErr w:type="spellStart"/>
       <w:r>
         <w:t>sudo</w:t>
       </w:r>
-      <w:proofErr w:type="spellEnd"/>
     </w:p>
     <w:p>
       <w:pPr>
@@ -13245,11 +12856,9 @@
       </w:r>
     </w:p>
     <w:p>
-      <w:proofErr w:type="spellStart"/>
       <w:r>
         <w:t>AlmaLinux</w:t>
       </w:r>
-      <w:proofErr w:type="spellEnd"/>
     </w:p>
     <w:p>
       <w:r>
@@ -13391,7 +13000,6 @@
     </w:p>
     <w:p>
       <w:r>
-        <w:lastRenderedPageBreak/>
         <w:pict w14:anchorId="6042CC4D">
           <v:rect id="_x0000_i1073" style="width:0;height:1.5pt" o:hralign="center" o:hrstd="t" o:hr="t" fillcolor="#a0a0a0" stroked="f"/>
         </w:pict>
@@ -13409,6 +13017,7 @@
           <w:b/>
           <w:bCs/>
         </w:rPr>
+        <w:lastRenderedPageBreak/>
         <w:t>VM 4: client01</w:t>
       </w:r>
     </w:p>
@@ -13532,13 +13141,8 @@
           <w:numId w:val="47"/>
         </w:numPr>
       </w:pPr>
-      <w:proofErr w:type="spellStart"/>
-      <w:r>
-        <w:t>WireGuard</w:t>
-      </w:r>
-      <w:proofErr w:type="spellEnd"/>
-      <w:r>
-        <w:t xml:space="preserve"> VPN</w:t>
+      <w:r>
+        <w:t>WireGuard VPN</w:t>
       </w:r>
     </w:p>
     <w:p>
@@ -13598,15 +13202,7 @@
         </w:numPr>
       </w:pPr>
       <w:r>
-        <w:t>SD/</w:t>
-      </w:r>
-      <w:proofErr w:type="spellStart"/>
-      <w:r>
-        <w:t>NVMe</w:t>
-      </w:r>
-      <w:proofErr w:type="spellEnd"/>
-      <w:r>
-        <w:t xml:space="preserve"> storage</w:t>
+        <w:t>SD/NVMe storage</w:t>
       </w:r>
     </w:p>
     <w:p>
@@ -13681,92 +13277,84 @@
     </w:p>
     <w:p>
       <w:r>
+        <w:t>Shell</w:t>
+      </w:r>
+    </w:p>
+    <w:p>
+      <w:r>
         <w:lastRenderedPageBreak/>
+        <w:t>pwd</w:t>
+      </w:r>
+    </w:p>
+    <w:p>
+      <w:r>
+        <w:t>ls</w:t>
+      </w:r>
+    </w:p>
+    <w:p>
+      <w:r>
+        <w:t>cp</w:t>
+      </w:r>
+    </w:p>
+    <w:p>
+      <w:r>
+        <w:t>mv</w:t>
+      </w:r>
+    </w:p>
+    <w:p>
+      <w:r>
+        <w:t>rm</w:t>
+      </w:r>
+    </w:p>
+    <w:p>
+      <w:r>
+        <w:t>find</w:t>
+      </w:r>
+    </w:p>
+    <w:p>
+      <w:r>
+        <w:t>grep</w:t>
+      </w:r>
+    </w:p>
+    <w:p>
+      <w:r>
+        <w:t>awk</w:t>
+      </w:r>
+    </w:p>
+    <w:p>
+      <w:r>
+        <w:t>sed</w:t>
+      </w:r>
+    </w:p>
+    <w:p>
+      <w:r>
+        <w:t>tar</w:t>
+      </w:r>
+    </w:p>
+    <w:p>
+      <w:r>
+        <w:t>and</w:t>
+      </w:r>
+    </w:p>
+    <w:p>
+      <w:r>
         <w:t>Shell</w:t>
       </w:r>
     </w:p>
     <w:p>
-      <w:proofErr w:type="spellStart"/>
-      <w:r>
-        <w:t>pwd</w:t>
-      </w:r>
-      <w:proofErr w:type="spellEnd"/>
-    </w:p>
-    <w:p>
-      <w:r>
-        <w:t>ls</w:t>
-      </w:r>
-    </w:p>
-    <w:p>
-      <w:r>
-        <w:t>cp</w:t>
-      </w:r>
-    </w:p>
-    <w:p>
-      <w:r>
-        <w:t>mv</w:t>
-      </w:r>
-    </w:p>
-    <w:p>
-      <w:r>
-        <w:t>rm</w:t>
-      </w:r>
-    </w:p>
-    <w:p>
-      <w:r>
-        <w:t>find</w:t>
-      </w:r>
-    </w:p>
-    <w:p>
-      <w:r>
-        <w:t>grep</w:t>
-      </w:r>
-    </w:p>
-    <w:p>
-      <w:r>
-        <w:t>awk</w:t>
-      </w:r>
-    </w:p>
-    <w:p>
-      <w:r>
-        <w:t>sed</w:t>
-      </w:r>
-    </w:p>
-    <w:p>
-      <w:r>
-        <w:t>tar</w:t>
-      </w:r>
-    </w:p>
-    <w:p>
-      <w:r>
-        <w:t>and</w:t>
-      </w:r>
-    </w:p>
-    <w:p>
-      <w:r>
-        <w:t>Shell</w:t>
-      </w:r>
-    </w:p>
-    <w:p>
-      <w:proofErr w:type="spellStart"/>
       <w:r>
         <w:t>chmod</w:t>
       </w:r>
-      <w:proofErr w:type="spellEnd"/>
-    </w:p>
-    <w:p>
-      <w:proofErr w:type="spellStart"/>
+    </w:p>
+    <w:p>
       <w:r>
         <w:t>chown</w:t>
       </w:r>
-      <w:proofErr w:type="spellEnd"/>
-    </w:p>
-    <w:p>
-      <w:proofErr w:type="spellStart"/>
+    </w:p>
+    <w:p>
       <w:r>
         <w:t>ps</w:t>
       </w:r>
-      <w:proofErr w:type="spellEnd"/>
     </w:p>
     <w:p>
       <w:r>
@@ -13774,18 +13362,14 @@
       </w:r>
     </w:p>
     <w:p>
-      <w:proofErr w:type="spellStart"/>
       <w:r>
         <w:t>systemctl</w:t>
       </w:r>
-      <w:proofErr w:type="spellEnd"/>
-    </w:p>
-    <w:p>
-      <w:proofErr w:type="spellStart"/>
+    </w:p>
+    <w:p>
       <w:r>
         <w:t>journalctl</w:t>
       </w:r>
-      <w:proofErr w:type="spellEnd"/>
     </w:p>
     <w:p>
       <w:r>
@@ -13900,12 +13484,12 @@
         </w:numPr>
       </w:pPr>
       <w:r>
+        <w:t>Docker host</w:t>
+      </w:r>
+    </w:p>
+    <w:p>
+      <w:r>
         <w:lastRenderedPageBreak/>
-        <w:t>Docker host</w:t>
-      </w:r>
-    </w:p>
-    <w:p>
-      <w:r>
         <w:pict w14:anchorId="5D6F41B4">
           <v:rect id="_x0000_i1077" style="width:0;height:1.5pt" o:hralign="center" o:hrstd="t" o:hr="t" fillcolor="#a0a0a0" stroked="f"/>
         </w:pict>
@@ -13963,21 +13547,195 @@
         <w:t>──</w:t>
       </w:r>
       <w:r>
+        <w:t xml:space="preserve"> AlmaLinux Admin Server</w:t>
+      </w:r>
+    </w:p>
+    <w:p>
+      <w:r>
+        <w:t xml:space="preserve">    </w:t>
+      </w:r>
+      <w:r>
+        <w:rPr>
+          <w:rFonts w:ascii="MS Gothic" w:eastAsia="MS Gothic" w:hAnsi="MS Gothic" w:cs="MS Gothic" w:hint="eastAsia"/>
+        </w:rPr>
+        <w:t>├</w:t>
+      </w:r>
+      <w:r>
+        <w:rPr>
+          <w:rFonts w:ascii="Aptos" w:hAnsi="Aptos" w:cs="Aptos"/>
+        </w:rPr>
+        <w:t>──</w:t>
+      </w:r>
+      <w:r>
+        <w:t xml:space="preserve"> DNS Server</w:t>
+      </w:r>
+    </w:p>
+    <w:p>
+      <w:r>
+        <w:t xml:space="preserve">    </w:t>
+      </w:r>
+      <w:r>
+        <w:rPr>
+          <w:rFonts w:ascii="MS Gothic" w:eastAsia="MS Gothic" w:hAnsi="MS Gothic" w:cs="MS Gothic" w:hint="eastAsia"/>
+        </w:rPr>
+        <w:t>├</w:t>
+      </w:r>
+      <w:r>
+        <w:rPr>
+          <w:rFonts w:ascii="Aptos" w:hAnsi="Aptos" w:cs="Aptos"/>
+        </w:rPr>
+        <w:t>──</w:t>
+      </w:r>
+      <w:r>
+        <w:t xml:space="preserve"> Web Server</w:t>
+      </w:r>
+    </w:p>
+    <w:p>
+      <w:r>
+        <w:t xml:space="preserve">    </w:t>
+      </w:r>
+      <w:r>
+        <w:rPr>
+          <w:rFonts w:ascii="MS Gothic" w:eastAsia="MS Gothic" w:hAnsi="MS Gothic" w:cs="MS Gothic" w:hint="eastAsia"/>
+        </w:rPr>
+        <w:t>├</w:t>
+      </w:r>
+      <w:r>
+        <w:rPr>
+          <w:rFonts w:ascii="Aptos" w:hAnsi="Aptos" w:cs="Aptos"/>
+        </w:rPr>
+        <w:t>──</w:t>
+      </w:r>
+      <w:r>
+        <w:t xml:space="preserve"> Database Server</w:t>
+      </w:r>
+    </w:p>
+    <w:p>
+      <w:r>
+        <w:t xml:space="preserve">    </w:t>
+      </w:r>
+      <w:r>
+        <w:rPr>
+          <w:rFonts w:ascii="MS Gothic" w:eastAsia="MS Gothic" w:hAnsi="MS Gothic" w:cs="MS Gothic" w:hint="eastAsia"/>
+        </w:rPr>
+        <w:t>├</w:t>
+      </w:r>
+      <w:r>
+        <w:rPr>
+          <w:rFonts w:ascii="Aptos" w:hAnsi="Aptos" w:cs="Aptos"/>
+        </w:rPr>
+        <w:t>──</w:t>
+      </w:r>
+      <w:r>
+        <w:t xml:space="preserve"> Monitoring Server</w:t>
+      </w:r>
+    </w:p>
+    <w:p>
+      <w:r>
+        <w:t xml:space="preserve">    └── Ubuntu Client</w:t>
+      </w:r>
+    </w:p>
+    <w:p>
+      <w:r>
+        <w:t>Then add:</w:t>
+      </w:r>
+    </w:p>
+    <w:p>
+      <w:r>
+        <w:t>Raspberry Pi 5</w:t>
+      </w:r>
+    </w:p>
+    <w:p>
+      <w:r>
+        <w:t>as a real-world external host connected to the lab.</w:t>
+      </w:r>
+    </w:p>
+    <w:p>
+      <w:r>
+        <w:t xml:space="preserve">If your goal is </w:t>
+      </w:r>
+      <w:r>
+        <w:rPr>
+          <w:b/>
+          <w:bCs/>
+        </w:rPr>
+        <w:t>Linux System Administrator, DevOps Engineer, or Cloud Engineer</w:t>
+      </w:r>
+      <w:r>
+        <w:t xml:space="preserve">, I'd install </w:t>
+      </w:r>
+      <w:r>
+        <w:rPr>
+          <w:b/>
+          <w:bCs/>
+        </w:rPr>
+        <w:t>AlmaLinux on 2-3 VMware VMs this week and start there</w:t>
+      </w:r>
+      <w:r>
+        <w:t>. It's the fastest path to building the skills taught in both books.</w:t>
+      </w:r>
+    </w:p>
+    <w:p>
+      <w:r>
+        <w:t xml:space="preserve">To seamlessly bridge VirtualBox with GitHub for this career-pivot plan, your best approach is to treated your GitHub repository as your </w:t>
+      </w:r>
+      <w:r>
+        <w:rPr>
+          <w:b/>
+          <w:bCs/>
+        </w:rPr>
+        <w:t>"Single Source of Truth"</w:t>
+      </w:r>
+      <w:r>
+        <w:t xml:space="preserve"> for documentation, code, and configurations, while keeping the VMs as disposable environments.</w:t>
+      </w:r>
+    </w:p>
+    <w:p>
+      <w:r>
+        <w:rPr>
+          <w:b/>
+          <w:bCs/>
+        </w:rPr>
+        <w:t>Use GitHub as the anchor for your lab workflow:</w:t>
+      </w:r>
+    </w:p>
+    <w:p>
+      <w:pPr>
+        <w:rPr>
+          <w:b/>
+          <w:bCs/>
+        </w:rPr>
+      </w:pPr>
+      <w:r>
+        <w:rPr>
+          <w:b/>
+          <w:bCs/>
+        </w:rPr>
+        <w:t>1. The Repository Architecture</w:t>
+      </w:r>
+    </w:p>
+    <w:p>
+      <w:r>
+        <w:t>Create a single public GitHub repository named something clean and professional like linux-sysadmin-labs. Do not push entire virtual machine files (.vdi or .vova) to GitHub; they are too large. Instead, structure your repository to reflect your study plan:</w:t>
+      </w:r>
+    </w:p>
+    <w:p>
+      <w:r>
+        <w:t>text</w:t>
+      </w:r>
+    </w:p>
+    <w:p>
+      <w:r>
+        <w:t>linux-sysadmin-labs</w:t>
+      </w:r>
+      <w:r>
         <w:t xml:space="preserve"> </w:t>
       </w:r>
-      <w:proofErr w:type="spellStart"/>
-      <w:r>
-        <w:t>AlmaLinux</w:t>
-      </w:r>
-      <w:proofErr w:type="spellEnd"/>
-      <w:r>
-        <w:t xml:space="preserve"> Admin Server</w:t>
-      </w:r>
-    </w:p>
-    <w:p>
-      <w:r>
-        <w:t xml:space="preserve">    </w:t>
-      </w:r>
+      <w:r>
+        <w:t>/</w:t>
+      </w:r>
+    </w:p>
+    <w:p>
       <w:r>
         <w:rPr>
           <w:rFonts w:ascii="MS Gothic" w:eastAsia="MS Gothic" w:hAnsi="MS Gothic" w:cs="MS Gothic" w:hint="eastAsia"/>
@@ -13991,13 +13749,10 @@
         <w:t>──</w:t>
       </w:r>
       <w:r>
-        <w:t xml:space="preserve"> DNS Server</w:t>
-      </w:r>
-    </w:p>
-    <w:p>
-      <w:r>
-        <w:t xml:space="preserve">    </w:t>
-      </w:r>
+        <w:t xml:space="preserve"> README.md               # Your main portfolio landing page &amp; profile</w:t>
+      </w:r>
+    </w:p>
+    <w:p>
       <w:r>
         <w:rPr>
           <w:rFonts w:ascii="MS Gothic" w:eastAsia="MS Gothic" w:hAnsi="MS Gothic" w:cs="MS Gothic" w:hint="eastAsia"/>
@@ -14011,231 +13766,12 @@
         <w:t>──</w:t>
       </w:r>
       <w:r>
-        <w:t xml:space="preserve"> Web Server</w:t>
-      </w:r>
-    </w:p>
-    <w:p>
-      <w:r>
-        <w:t xml:space="preserve">    </w:t>
-      </w:r>
-      <w:r>
-        <w:rPr>
-          <w:rFonts w:ascii="MS Gothic" w:eastAsia="MS Gothic" w:hAnsi="MS Gothic" w:cs="MS Gothic" w:hint="eastAsia"/>
-        </w:rPr>
-        <w:t>├</w:t>
-      </w:r>
-      <w:r>
-        <w:rPr>
-          <w:rFonts w:ascii="Aptos" w:hAnsi="Aptos" w:cs="Aptos"/>
-        </w:rPr>
-        <w:t>──</w:t>
-      </w:r>
-      <w:r>
-        <w:t xml:space="preserve"> Database Server</w:t>
-      </w:r>
-    </w:p>
-    <w:p>
-      <w:r>
-        <w:t xml:space="preserve">    </w:t>
-      </w:r>
-      <w:r>
-        <w:rPr>
-          <w:rFonts w:ascii="MS Gothic" w:eastAsia="MS Gothic" w:hAnsi="MS Gothic" w:cs="MS Gothic" w:hint="eastAsia"/>
-        </w:rPr>
-        <w:t>├</w:t>
-      </w:r>
-      <w:r>
-        <w:rPr>
-          <w:rFonts w:ascii="Aptos" w:hAnsi="Aptos" w:cs="Aptos"/>
-        </w:rPr>
-        <w:t>──</w:t>
-      </w:r>
-      <w:r>
-        <w:t xml:space="preserve"> Monitoring Server</w:t>
-      </w:r>
-    </w:p>
-    <w:p>
-      <w:r>
-        <w:t xml:space="preserve">    └── Ubuntu Client</w:t>
-      </w:r>
-    </w:p>
-    <w:p>
-      <w:r>
-        <w:t>Then add:</w:t>
-      </w:r>
-    </w:p>
-    <w:p>
-      <w:r>
-        <w:t>Raspberry Pi 5</w:t>
-      </w:r>
-    </w:p>
-    <w:p>
-      <w:r>
-        <w:t>as a real-world external host connected to the lab.</w:t>
-      </w:r>
-    </w:p>
-    <w:p>
-      <w:r>
-        <w:t xml:space="preserve">If your goal is </w:t>
-      </w:r>
-      <w:r>
-        <w:rPr>
-          <w:b/>
-          <w:bCs/>
-        </w:rPr>
-        <w:t>Linux System Administrator, DevOps Engineer, or Cloud Engineer</w:t>
-      </w:r>
-      <w:r>
-        <w:t xml:space="preserve">, I'd install </w:t>
-      </w:r>
-      <w:proofErr w:type="spellStart"/>
-      <w:r>
-        <w:rPr>
-          <w:b/>
-          <w:bCs/>
-        </w:rPr>
-        <w:t>AlmaLinux</w:t>
-      </w:r>
-      <w:proofErr w:type="spellEnd"/>
-      <w:r>
-        <w:rPr>
-          <w:b/>
-          <w:bCs/>
-        </w:rPr>
-        <w:t xml:space="preserve"> on 2-3 VMware VMs this week and start there</w:t>
-      </w:r>
-      <w:r>
-        <w:t>. It's the fastest path to building the skills taught in both books.</w:t>
-      </w:r>
-    </w:p>
-    <w:p>
-      <w:r>
-        <w:t xml:space="preserve">To seamlessly bridge VirtualBox with GitHub for this career-pivot plan, your best approach is to treated your GitHub repository as your </w:t>
-      </w:r>
-      <w:r>
-        <w:rPr>
-          <w:b/>
-          <w:bCs/>
-        </w:rPr>
-        <w:t>"Single Source of Truth"</w:t>
-      </w:r>
-      <w:r>
-        <w:t xml:space="preserve"> for documentation, code, and configurations, while keeping the VMs as disposable environments.</w:t>
-      </w:r>
-    </w:p>
-    <w:p>
-      <w:r>
-        <w:rPr>
-          <w:b/>
-          <w:bCs/>
-        </w:rPr>
-        <w:t>Use GitHub as the anchor for your lab workflow:</w:t>
-      </w:r>
-    </w:p>
-    <w:p>
-      <w:pPr>
-        <w:rPr>
-          <w:b/>
-          <w:bCs/>
-        </w:rPr>
-      </w:pPr>
-      <w:r>
-        <w:rPr>
-          <w:b/>
-          <w:bCs/>
-        </w:rPr>
-        <w:t>1. The Repository Architecture</w:t>
-      </w:r>
-    </w:p>
-    <w:p>
-      <w:r>
-        <w:t xml:space="preserve">Create a single public GitHub repository named something clean and professional like </w:t>
-      </w:r>
-      <w:proofErr w:type="spellStart"/>
-      <w:r>
-        <w:t>oakland</w:t>
-      </w:r>
-      <w:proofErr w:type="spellEnd"/>
-      <w:r>
-        <w:t xml:space="preserve">-it-portfolio or </w:t>
-      </w:r>
-      <w:proofErr w:type="spellStart"/>
-      <w:r>
-        <w:t>linux</w:t>
-      </w:r>
-      <w:proofErr w:type="spellEnd"/>
-      <w:r>
-        <w:t>-sysadmin-labs. Do not push entire virtual machine files (.</w:t>
-      </w:r>
-      <w:proofErr w:type="spellStart"/>
-      <w:r>
-        <w:t>vdi</w:t>
-      </w:r>
-      <w:proofErr w:type="spellEnd"/>
-      <w:r>
-        <w:t xml:space="preserve"> or .</w:t>
-      </w:r>
-      <w:proofErr w:type="spellStart"/>
-      <w:r>
-        <w:t>vova</w:t>
-      </w:r>
-      <w:proofErr w:type="spellEnd"/>
-      <w:r>
-        <w:t>) to GitHub; they are too large. Instead, structure your repository to reflect your study plan:</w:t>
-      </w:r>
-    </w:p>
-    <w:p>
-      <w:r>
-        <w:t>text</w:t>
-      </w:r>
-    </w:p>
-    <w:p>
-      <w:proofErr w:type="spellStart"/>
-      <w:r>
-        <w:t>oakland</w:t>
-      </w:r>
-      <w:proofErr w:type="spellEnd"/>
-      <w:r>
-        <w:t>-it-portfolio/</w:t>
-      </w:r>
-    </w:p>
-    <w:p>
-      <w:r>
-        <w:rPr>
-          <w:rFonts w:ascii="MS Gothic" w:eastAsia="MS Gothic" w:hAnsi="MS Gothic" w:cs="MS Gothic" w:hint="eastAsia"/>
-        </w:rPr>
-        <w:t>├</w:t>
-      </w:r>
-      <w:r>
-        <w:rPr>
-          <w:rFonts w:ascii="Aptos" w:hAnsi="Aptos" w:cs="Aptos"/>
-        </w:rPr>
-        <w:t>──</w:t>
-      </w:r>
-      <w:r>
-        <w:t xml:space="preserve"> README.md               # Your main portfolio landing page &amp; profile</w:t>
-      </w:r>
-    </w:p>
-    <w:p>
-      <w:r>
-        <w:rPr>
-          <w:rFonts w:ascii="MS Gothic" w:eastAsia="MS Gothic" w:hAnsi="MS Gothic" w:cs="MS Gothic" w:hint="eastAsia"/>
-        </w:rPr>
+        <w:t xml:space="preserve"> Phase-01-Foundations/</w:t>
+      </w:r>
+    </w:p>
+    <w:p>
+      <w:r>
         <w:lastRenderedPageBreak/>
-        <w:t>├</w:t>
-      </w:r>
-      <w:r>
-        <w:rPr>
-          <w:rFonts w:ascii="Aptos" w:hAnsi="Aptos" w:cs="Aptos"/>
-        </w:rPr>
-        <w:t>──</w:t>
-      </w:r>
-      <w:r>
-        <w:t xml:space="preserve"> Phase-01-Foundations/</w:t>
-      </w:r>
-    </w:p>
-    <w:p>
-      <w:r>
         <w:t xml:space="preserve">│   </w:t>
       </w:r>
       <w:r>
@@ -14364,39 +13900,7 @@
         </w:numPr>
       </w:pPr>
       <w:r>
-        <w:t xml:space="preserve">Install Git inside your </w:t>
-      </w:r>
-      <w:proofErr w:type="spellStart"/>
-      <w:r>
-        <w:t>AlmaLinux</w:t>
-      </w:r>
-      <w:proofErr w:type="spellEnd"/>
-      <w:r>
-        <w:t xml:space="preserve"> or Ubuntu VM: </w:t>
-      </w:r>
-      <w:proofErr w:type="spellStart"/>
-      <w:r>
-        <w:t>sudo</w:t>
-      </w:r>
-      <w:proofErr w:type="spellEnd"/>
-      <w:r>
-        <w:t xml:space="preserve"> </w:t>
-      </w:r>
-      <w:proofErr w:type="spellStart"/>
-      <w:r>
-        <w:t>dnf</w:t>
-      </w:r>
-      <w:proofErr w:type="spellEnd"/>
-      <w:r>
-        <w:t xml:space="preserve"> install git or </w:t>
-      </w:r>
-      <w:proofErr w:type="spellStart"/>
-      <w:r>
-        <w:t>sudo</w:t>
-      </w:r>
-      <w:proofErr w:type="spellEnd"/>
-      <w:r>
-        <w:t xml:space="preserve"> apt install git.</w:t>
+        <w:t>Install Git inside your AlmaLinux or Ubuntu VM: sudo dnf install git or sudo apt install git.</w:t>
       </w:r>
     </w:p>
     <w:p>
@@ -14418,31 +13922,16 @@
         </w:numPr>
       </w:pPr>
       <w:r>
-        <w:t xml:space="preserve">Clone your repository directly inside your home directory: git clone </w:t>
-      </w:r>
-      <w:proofErr w:type="spellStart"/>
-      <w:r>
-        <w:t>git@github.com:username</w:t>
-      </w:r>
-      <w:proofErr w:type="spellEnd"/>
-      <w:r>
-        <w:t>/</w:t>
-      </w:r>
-      <w:proofErr w:type="spellStart"/>
-      <w:r>
-        <w:t>oakland</w:t>
-      </w:r>
-      <w:proofErr w:type="spellEnd"/>
-      <w:r>
-        <w:t>-it-</w:t>
-      </w:r>
-      <w:proofErr w:type="spellStart"/>
-      <w:r>
-        <w:t>portfolio.git</w:t>
-      </w:r>
-      <w:proofErr w:type="spellEnd"/>
-      <w:r>
-        <w:t>.</w:t>
+        <w:t>Clone your repository directly inside your home directory: git clone git@github.com:username/</w:t>
+      </w:r>
+      <w:r>
+        <w:t xml:space="preserve"> </w:t>
+      </w:r>
+      <w:r>
+        <w:t>linux-sysadmin-labs</w:t>
+      </w:r>
+      <w:r>
+        <w:t>.git.</w:t>
       </w:r>
     </w:p>
     <w:p>
@@ -14479,15 +13968,7 @@
     </w:p>
     <w:p>
       <w:r>
-        <w:t xml:space="preserve">git commit -m "Completed Phase 1 Lab and </w:t>
-      </w:r>
-      <w:proofErr w:type="spellStart"/>
-      <w:r>
-        <w:t>Healthcheck</w:t>
-      </w:r>
-      <w:proofErr w:type="spellEnd"/>
-      <w:r>
-        <w:t xml:space="preserve"> Script"</w:t>
+        <w:t>git commit -m "Completed Phase 1 Lab and Healthcheck Script"</w:t>
       </w:r>
     </w:p>
     <w:p>
@@ -14509,15 +13990,7 @@
         <w:t>Why this works:</w:t>
       </w:r>
       <w:r>
-        <w:t xml:space="preserve"> This forces you to learn Git version control inside a Linux CLI—a massive bonus skill for </w:t>
-      </w:r>
-      <w:proofErr w:type="spellStart"/>
-      <w:r>
-        <w:t>SysAdmin</w:t>
-      </w:r>
-      <w:proofErr w:type="spellEnd"/>
-      <w:r>
-        <w:t xml:space="preserve"> and DevOps roles.</w:t>
+        <w:t xml:space="preserve"> This forces you to learn Git version control inside a Linux CLI—a massive bonus skill for SysAdmin and DevOps roles.</w:t>
       </w:r>
     </w:p>
     <w:p>
@@ -14537,7 +14010,6 @@
     </w:p>
     <w:p>
       <w:r>
-        <w:lastRenderedPageBreak/>
         <w:t>If you prefer writing documentation or Markdown notes on your Windows host machine using an editor like VS Code or Obsidian, use VirtualBox's Shared Folders feature.</w:t>
       </w:r>
     </w:p>
@@ -14549,6 +14021,7 @@
         </w:numPr>
       </w:pPr>
       <w:r>
+        <w:lastRenderedPageBreak/>
         <w:t xml:space="preserve">Clone your GitHub repository onto your </w:t>
       </w:r>
       <w:r>
@@ -14622,15 +14095,7 @@
         </w:numPr>
       </w:pPr>
       <w:r>
-        <w:t>Inside your Linux VM, access this folder (usually found under /media/</w:t>
-      </w:r>
-      <w:proofErr w:type="spellStart"/>
-      <w:r>
-        <w:t>sf_your_folder_name</w:t>
-      </w:r>
-      <w:proofErr w:type="spellEnd"/>
-      <w:r>
-        <w:t>).</w:t>
+        <w:t>Inside your Linux VM, access this folder (usually found under /media/sf_your_folder_name).</w:t>
       </w:r>
     </w:p>
     <w:p>
@@ -14641,15 +14106,7 @@
         </w:numPr>
       </w:pPr>
       <w:r>
-        <w:t>Run your lab scripts inside the VM, output the logs or reports directly into that shared folder (./healthcheck.sh &gt; /media/</w:t>
-      </w:r>
-      <w:proofErr w:type="spellStart"/>
-      <w:r>
-        <w:t>sf_your_folder_name</w:t>
-      </w:r>
-      <w:proofErr w:type="spellEnd"/>
-      <w:r>
-        <w:t>/Phase-01/report.txt), and commit them using Git on your Windows machine.</w:t>
+        <w:t>Run your lab scripts inside the VM, output the logs or reports directly into that shared folder (./healthcheck.sh &gt; /media/sf_your_folder_name/Phase-01/report.txt), and commit them using Git on your Windows machine.</w:t>
       </w:r>
     </w:p>
     <w:p>
@@ -14715,15 +14172,7 @@
     </w:p>
     <w:p>
       <w:r>
-        <w:t>Operators were unable to write log payloads to `/var/log/</w:t>
-      </w:r>
-      <w:proofErr w:type="spellStart"/>
-      <w:r>
-        <w:t>scale_data</w:t>
-      </w:r>
-      <w:proofErr w:type="spellEnd"/>
-      <w:r>
-        <w:t>/`, resulting in an application hang.</w:t>
+        <w:t>Operators were unable to write log payloads to `/var/log/scale_data/`, resulting in an application hang.</w:t>
       </w:r>
     </w:p>
     <w:p/>
@@ -14734,23 +14183,7 @@
     </w:p>
     <w:p>
       <w:r>
-        <w:t>The directory ownership was mistakenly set to `</w:t>
-      </w:r>
-      <w:proofErr w:type="spellStart"/>
-      <w:r>
-        <w:t>root:root</w:t>
-      </w:r>
-      <w:proofErr w:type="spellEnd"/>
-      <w:r>
-        <w:t>` with `755` permissions during provisioning, blocking the `</w:t>
-      </w:r>
-      <w:proofErr w:type="spellStart"/>
-      <w:r>
-        <w:t>scaleops</w:t>
-      </w:r>
-      <w:proofErr w:type="spellEnd"/>
-      <w:r>
-        <w:t>` group.</w:t>
+        <w:t>The directory ownership was mistakenly set to `root:root` with `755` permissions during provisioning, blocking the `scaleops` group.</w:t>
       </w:r>
     </w:p>
     <w:p/>
@@ -14776,68 +14209,18 @@
       </w:r>
     </w:p>
     <w:p>
-      <w:proofErr w:type="spellStart"/>
+      <w:r>
+        <w:t>sudo chown -R root:scaleops /var/log/scale_data/</w:t>
+      </w:r>
+    </w:p>
+    <w:p>
+      <w:r>
+        <w:t>sudo chmod -R 775 /var/log/scale_data/</w:t>
+      </w:r>
+    </w:p>
+    <w:p>
       <w:r>
         <w:lastRenderedPageBreak/>
-        <w:t>sudo</w:t>
-      </w:r>
-      <w:proofErr w:type="spellEnd"/>
-      <w:r>
-        <w:t xml:space="preserve"> </w:t>
-      </w:r>
-      <w:proofErr w:type="spellStart"/>
-      <w:r>
-        <w:t>chown</w:t>
-      </w:r>
-      <w:proofErr w:type="spellEnd"/>
-      <w:r>
-        <w:t xml:space="preserve"> -R </w:t>
-      </w:r>
-      <w:proofErr w:type="spellStart"/>
-      <w:r>
-        <w:t>root:scaleops</w:t>
-      </w:r>
-      <w:proofErr w:type="spellEnd"/>
-      <w:r>
-        <w:t xml:space="preserve"> /var/log/</w:t>
-      </w:r>
-      <w:proofErr w:type="spellStart"/>
-      <w:r>
-        <w:t>scale_data</w:t>
-      </w:r>
-      <w:proofErr w:type="spellEnd"/>
-      <w:r>
-        <w:t>/</w:t>
-      </w:r>
-    </w:p>
-    <w:p>
-      <w:proofErr w:type="spellStart"/>
-      <w:r>
-        <w:t>sudo</w:t>
-      </w:r>
-      <w:proofErr w:type="spellEnd"/>
-      <w:r>
-        <w:t xml:space="preserve"> </w:t>
-      </w:r>
-      <w:proofErr w:type="spellStart"/>
-      <w:r>
-        <w:t>chmod</w:t>
-      </w:r>
-      <w:proofErr w:type="spellEnd"/>
-      <w:r>
-        <w:t xml:space="preserve"> -R 775 /var/log/</w:t>
-      </w:r>
-      <w:proofErr w:type="spellStart"/>
-      <w:r>
-        <w:t>scale_data</w:t>
-      </w:r>
-      <w:proofErr w:type="spellEnd"/>
-      <w:r>
-        <w:t>/</w:t>
-      </w:r>
-    </w:p>
-    <w:p>
-      <w:r>
         <w:t>```</w:t>
       </w:r>
     </w:p>
@@ -14858,21 +14241,8 @@
       </w:r>
     </w:p>
     <w:p>
-      <w:proofErr w:type="spellStart"/>
-      <w:r>
-        <w:t>sudo</w:t>
-      </w:r>
-      <w:proofErr w:type="spellEnd"/>
-      <w:r>
-        <w:t xml:space="preserve"> -u john touch /var/log/</w:t>
-      </w:r>
-      <w:proofErr w:type="spellStart"/>
-      <w:r>
-        <w:t>scale_data</w:t>
-      </w:r>
-      <w:proofErr w:type="spellEnd"/>
-      <w:r>
-        <w:t>/test_write.log</w:t>
+      <w:r>
+        <w:t>sudo -u john touch /var/log/scale_data/test_write.log</w:t>
       </w:r>
     </w:p>
     <w:p>
@@ -14902,15 +14272,7 @@
     </w:p>
     <w:p>
       <w:r>
-        <w:t xml:space="preserve">Before you start a destructive lab (like messing with firewall rules or major </w:t>
-      </w:r>
-      <w:proofErr w:type="spellStart"/>
-      <w:r>
-        <w:t>systemd</w:t>
-      </w:r>
-      <w:proofErr w:type="spellEnd"/>
-      <w:r>
-        <w:t xml:space="preserve"> edits in Phase 7 and 10), push your current working scripts to GitHub, shut down the VM, and </w:t>
+        <w:t xml:space="preserve">Before you start a destructive lab (like messing with firewall rules or major systemd edits in Phase 7 and 10), push your current working scripts to GitHub, shut down the VM, and </w:t>
       </w:r>
       <w:r>
         <w:rPr>
@@ -14988,15 +14350,7 @@
     <w:p/>
     <w:p>
       <w:r>
-        <w:t>.</w:t>
-      </w:r>
-      <w:proofErr w:type="spellStart"/>
-      <w:r>
-        <w:t>gitignore</w:t>
-      </w:r>
-      <w:proofErr w:type="spellEnd"/>
-      <w:r>
-        <w:t xml:space="preserve"> file</w:t>
+        <w:t>.gitignore file</w:t>
       </w:r>
     </w:p>
     <w:p>
@@ -15006,21 +14360,8 @@
     </w:p>
     <w:p>
       <w:r>
-        <w:t xml:space="preserve"># </w:t>
-      </w:r>
-      <w:proofErr w:type="spellStart"/>
-      <w:r>
-        <w:t>linux</w:t>
-      </w:r>
-      <w:proofErr w:type="spellEnd"/>
-      <w:r>
-        <w:t>-sysadmin-labs - Lab Portfolio - .</w:t>
-      </w:r>
-      <w:proofErr w:type="spellStart"/>
-      <w:r>
-        <w:t>gitignore</w:t>
-      </w:r>
-      <w:proofErr w:type="spellEnd"/>
+        <w:t># linux-sysadmin-labs - Lab Portfolio - .gitignore</w:t>
+      </w:r>
     </w:p>
     <w:p>
       <w:r>
@@ -15045,99 +14386,48 @@
     </w:p>
     <w:p>
       <w:r>
+        <w:t>*.vdi</w:t>
+      </w:r>
+    </w:p>
+    <w:p>
+      <w:r>
+        <w:t>*.vvfat</w:t>
+      </w:r>
+    </w:p>
+    <w:p>
+      <w:r>
         <w:lastRenderedPageBreak/>
-        <w:t>*.</w:t>
-      </w:r>
-      <w:proofErr w:type="spellStart"/>
-      <w:r>
-        <w:t>vdi</w:t>
-      </w:r>
-      <w:proofErr w:type="spellEnd"/>
-    </w:p>
-    <w:p>
-      <w:r>
-        <w:t>*.</w:t>
-      </w:r>
-      <w:proofErr w:type="spellStart"/>
-      <w:r>
-        <w:t>vvfat</w:t>
-      </w:r>
-      <w:proofErr w:type="spellEnd"/>
-    </w:p>
-    <w:p>
-      <w:r>
-        <w:t>*.</w:t>
-      </w:r>
-      <w:proofErr w:type="spellStart"/>
-      <w:r>
-        <w:t>vmdk</w:t>
-      </w:r>
-      <w:proofErr w:type="spellEnd"/>
-    </w:p>
-    <w:p>
-      <w:r>
-        <w:t>*.</w:t>
-      </w:r>
-      <w:proofErr w:type="spellStart"/>
-      <w:r>
-        <w:t>vpc</w:t>
-      </w:r>
-      <w:proofErr w:type="spellEnd"/>
-    </w:p>
-    <w:p>
-      <w:r>
-        <w:t>*.</w:t>
-      </w:r>
-      <w:proofErr w:type="spellStart"/>
-      <w:r>
-        <w:t>vhd</w:t>
-      </w:r>
-      <w:proofErr w:type="spellEnd"/>
-    </w:p>
-    <w:p>
-      <w:r>
-        <w:t>*.</w:t>
-      </w:r>
-      <w:proofErr w:type="spellStart"/>
-      <w:r>
-        <w:t>vbox</w:t>
-      </w:r>
-      <w:proofErr w:type="spellEnd"/>
-    </w:p>
-    <w:p>
-      <w:r>
-        <w:t>*.</w:t>
-      </w:r>
-      <w:proofErr w:type="spellStart"/>
-      <w:r>
-        <w:t>vbox-prev</w:t>
-      </w:r>
-      <w:proofErr w:type="spellEnd"/>
-    </w:p>
-    <w:p>
-      <w:r>
-        <w:t>/</w:t>
-      </w:r>
-      <w:proofErr w:type="spellStart"/>
-      <w:r>
-        <w:t>vbox</w:t>
-      </w:r>
-      <w:proofErr w:type="spellEnd"/>
-      <w:r>
-        <w:t>/</w:t>
-      </w:r>
-    </w:p>
-    <w:p>
-      <w:r>
-        <w:t>/.</w:t>
-      </w:r>
-      <w:proofErr w:type="spellStart"/>
-      <w:r>
-        <w:t>vbox</w:t>
-      </w:r>
-      <w:proofErr w:type="spellEnd"/>
-      <w:r>
-        <w:t>/</w:t>
+        <w:t>*.vmdk</w:t>
+      </w:r>
+    </w:p>
+    <w:p>
+      <w:r>
+        <w:t>*.vpc</w:t>
+      </w:r>
+    </w:p>
+    <w:p>
+      <w:r>
+        <w:t>*.vhd</w:t>
+      </w:r>
+    </w:p>
+    <w:p>
+      <w:r>
+        <w:t>*.vbox</w:t>
+      </w:r>
+    </w:p>
+    <w:p>
+      <w:r>
+        <w:t>*.vbox-prev</w:t>
+      </w:r>
+    </w:p>
+    <w:p>
+      <w:r>
+        <w:t>/vbox/</w:t>
+      </w:r>
+    </w:p>
+    <w:p>
+      <w:r>
+        <w:t>/.vbox/</w:t>
       </w:r>
     </w:p>
     <w:p/>
@@ -15148,83 +14438,43 @@
     </w:p>
     <w:p>
       <w:r>
-        <w:t>*.</w:t>
-      </w:r>
-      <w:proofErr w:type="spellStart"/>
-      <w:r>
-        <w:t>vmwarevm</w:t>
-      </w:r>
-      <w:proofErr w:type="spellEnd"/>
-    </w:p>
-    <w:p>
-      <w:r>
-        <w:t>*.</w:t>
-      </w:r>
-      <w:proofErr w:type="spellStart"/>
-      <w:r>
-        <w:t>vmx</w:t>
-      </w:r>
-      <w:proofErr w:type="spellEnd"/>
-    </w:p>
-    <w:p>
-      <w:r>
-        <w:t>*.</w:t>
-      </w:r>
-      <w:proofErr w:type="spellStart"/>
-      <w:r>
-        <w:t>vmxf</w:t>
-      </w:r>
-      <w:proofErr w:type="spellEnd"/>
-    </w:p>
-    <w:p>
-      <w:r>
-        <w:t>*.</w:t>
-      </w:r>
-      <w:proofErr w:type="spellStart"/>
-      <w:r>
-        <w:t>vmdk</w:t>
-      </w:r>
-      <w:proofErr w:type="spellEnd"/>
-    </w:p>
-    <w:p>
-      <w:r>
-        <w:t>*.</w:t>
-      </w:r>
-      <w:proofErr w:type="spellStart"/>
-      <w:r>
-        <w:t>vmsd</w:t>
-      </w:r>
-      <w:proofErr w:type="spellEnd"/>
-    </w:p>
-    <w:p>
-      <w:r>
-        <w:t>*.</w:t>
-      </w:r>
-      <w:proofErr w:type="spellStart"/>
-      <w:r>
-        <w:t>vmsn</w:t>
-      </w:r>
-      <w:proofErr w:type="spellEnd"/>
-    </w:p>
-    <w:p>
-      <w:r>
-        <w:t>*.</w:t>
-      </w:r>
-      <w:proofErr w:type="spellStart"/>
-      <w:r>
-        <w:t>vmss</w:t>
-      </w:r>
-      <w:proofErr w:type="spellEnd"/>
-    </w:p>
-    <w:p>
-      <w:r>
-        <w:t>*.</w:t>
-      </w:r>
-      <w:proofErr w:type="spellStart"/>
-      <w:r>
-        <w:t>vmem</w:t>
-      </w:r>
-      <w:proofErr w:type="spellEnd"/>
+        <w:t>*.vmwarevm</w:t>
+      </w:r>
+    </w:p>
+    <w:p>
+      <w:r>
+        <w:t>*.vmx</w:t>
+      </w:r>
+    </w:p>
+    <w:p>
+      <w:r>
+        <w:t>*.vmxf</w:t>
+      </w:r>
+    </w:p>
+    <w:p>
+      <w:r>
+        <w:t>*.vmdk</w:t>
+      </w:r>
+    </w:p>
+    <w:p>
+      <w:r>
+        <w:t>*.vmsd</w:t>
+      </w:r>
+    </w:p>
+    <w:p>
+      <w:r>
+        <w:t>*.vmsn</w:t>
+      </w:r>
+    </w:p>
+    <w:p>
+      <w:r>
+        <w:t>*.vmss</w:t>
+      </w:r>
+    </w:p>
+    <w:p>
+      <w:r>
+        <w:t>*.vmem</w:t>
+      </w:r>
     </w:p>
     <w:p>
       <w:r>
@@ -15233,13 +14483,8 @@
     </w:p>
     <w:p>
       <w:r>
-        <w:t>*.</w:t>
-      </w:r>
-      <w:proofErr w:type="spellStart"/>
-      <w:r>
-        <w:t>nvram</w:t>
-      </w:r>
-      <w:proofErr w:type="spellEnd"/>
+        <w:t>*.nvram</w:t>
+      </w:r>
     </w:p>
     <w:p/>
     <w:p>
@@ -15269,15 +14514,12 @@
       </w:r>
     </w:p>
     <w:p>
-      <w:proofErr w:type="spellStart"/>
       <w:r>
         <w:t>Thumbs.db</w:t>
       </w:r>
-      <w:proofErr w:type="spellEnd"/>
-    </w:p>
-    <w:p>
-      <w:r>
-        <w:lastRenderedPageBreak/>
+    </w:p>
+    <w:p>
+      <w:r>
         <w:t>desktop.ini</w:t>
       </w:r>
     </w:p>
@@ -15294,33 +14536,18 @@
     </w:p>
     <w:p>
       <w:r>
-        <w:t>.</w:t>
-      </w:r>
-      <w:proofErr w:type="spellStart"/>
-      <w:r>
-        <w:t>DS_Store</w:t>
-      </w:r>
-      <w:proofErr w:type="spellEnd"/>
-    </w:p>
-    <w:p>
-      <w:r>
-        <w:t>.</w:t>
-      </w:r>
-      <w:proofErr w:type="spellStart"/>
-      <w:r>
-        <w:t>AppleDouble</w:t>
-      </w:r>
-      <w:proofErr w:type="spellEnd"/>
-    </w:p>
-    <w:p>
-      <w:r>
-        <w:t>.</w:t>
-      </w:r>
-      <w:proofErr w:type="spellStart"/>
-      <w:r>
-        <w:t>LSOverride</w:t>
-      </w:r>
-      <w:proofErr w:type="spellEnd"/>
+        <w:t>.DS_Store</w:t>
+      </w:r>
+    </w:p>
+    <w:p>
+      <w:r>
+        <w:t>.AppleDouble</w:t>
+      </w:r>
+    </w:p>
+    <w:p>
+      <w:r>
+        <w:t>.LSOverride</w:t>
+      </w:r>
     </w:p>
     <w:p/>
     <w:p>
@@ -15335,15 +14562,7 @@
     </w:p>
     <w:p>
       <w:r>
-        <w:t>.</w:t>
-      </w:r>
-      <w:proofErr w:type="spellStart"/>
-      <w:r>
-        <w:t>vscode</w:t>
-      </w:r>
-      <w:proofErr w:type="spellEnd"/>
-      <w:r>
-        <w:t>/</w:t>
+        <w:t>.vscode/</w:t>
       </w:r>
     </w:p>
     <w:p>
@@ -15353,13 +14572,8 @@
     </w:p>
     <w:p>
       <w:r>
-        <w:t>*.</w:t>
-      </w:r>
-      <w:proofErr w:type="spellStart"/>
-      <w:r>
-        <w:t>swp</w:t>
-      </w:r>
-      <w:proofErr w:type="spellEnd"/>
+        <w:t>*.swp</w:t>
+      </w:r>
     </w:p>
     <w:p>
       <w:r>
@@ -15394,13 +14608,8 @@
     </w:p>
     <w:p>
       <w:r>
-        <w:t>*.</w:t>
-      </w:r>
-      <w:proofErr w:type="spellStart"/>
-      <w:r>
-        <w:t>pem</w:t>
-      </w:r>
-      <w:proofErr w:type="spellEnd"/>
+        <w:t>*.pem</w:t>
+      </w:r>
     </w:p>
     <w:p>
       <w:r>
@@ -15423,11 +14632,9 @@
       </w:r>
     </w:p>
     <w:p>
-      <w:proofErr w:type="spellStart"/>
       <w:r>
         <w:t>credentials.conf</w:t>
       </w:r>
-      <w:proofErr w:type="spellEnd"/>
     </w:p>
     <w:sectPr>
       <w:pgSz w:w="12240" w:h="15840"/>
@@ -16188,6 +15395,155 @@
     </w:lvl>
   </w:abstractNum>
   <w:abstractNum w:abstractNumId="5" w15:restartNumberingAfterBreak="0">
+    <w:nsid w:val="08914072"/>
+    <w:multiLevelType w:val="multilevel"/>
+    <w:tmpl w:val="2B469764"/>
+    <w:lvl w:ilvl="0">
+      <w:start w:val="1"/>
+      <w:numFmt w:val="bullet"/>
+      <w:lvlText w:val=""/>
+      <w:lvlJc w:val="left"/>
+      <w:pPr>
+        <w:tabs>
+          <w:tab w:val="num" w:pos="720"/>
+        </w:tabs>
+        <w:ind w:left="720" w:hanging="360"/>
+      </w:pPr>
+      <w:rPr>
+        <w:rFonts w:ascii="Symbol" w:hAnsi="Symbol" w:hint="default"/>
+        <w:sz w:val="20"/>
+      </w:rPr>
+    </w:lvl>
+    <w:lvl w:ilvl="1" w:tentative="1">
+      <w:start w:val="1"/>
+      <w:numFmt w:val="bullet"/>
+      <w:lvlText w:val="o"/>
+      <w:lvlJc w:val="left"/>
+      <w:pPr>
+        <w:tabs>
+          <w:tab w:val="num" w:pos="1440"/>
+        </w:tabs>
+        <w:ind w:left="1440" w:hanging="360"/>
+      </w:pPr>
+      <w:rPr>
+        <w:rFonts w:ascii="Courier New" w:hAnsi="Courier New" w:hint="default"/>
+        <w:sz w:val="20"/>
+      </w:rPr>
+    </w:lvl>
+    <w:lvl w:ilvl="2" w:tentative="1">
+      <w:start w:val="1"/>
+      <w:numFmt w:val="bullet"/>
+      <w:lvlText w:val=""/>
+      <w:lvlJc w:val="left"/>
+      <w:pPr>
+        <w:tabs>
+          <w:tab w:val="num" w:pos="2160"/>
+        </w:tabs>
+        <w:ind w:left="2160" w:hanging="360"/>
+      </w:pPr>
+      <w:rPr>
+        <w:rFonts w:ascii="Wingdings" w:hAnsi="Wingdings" w:hint="default"/>
+        <w:sz w:val="20"/>
+      </w:rPr>
+    </w:lvl>
+    <w:lvl w:ilvl="3" w:tentative="1">
+      <w:start w:val="1"/>
+      <w:numFmt w:val="bullet"/>
+      <w:lvlText w:val=""/>
+      <w:lvlJc w:val="left"/>
+      <w:pPr>
+        <w:tabs>
+          <w:tab w:val="num" w:pos="2880"/>
+        </w:tabs>
+        <w:ind w:left="2880" w:hanging="360"/>
+      </w:pPr>
+      <w:rPr>
+        <w:rFonts w:ascii="Wingdings" w:hAnsi="Wingdings" w:hint="default"/>
+        <w:sz w:val="20"/>
+      </w:rPr>
+    </w:lvl>
+    <w:lvl w:ilvl="4" w:tentative="1">
+      <w:start w:val="1"/>
+      <w:numFmt w:val="bullet"/>
+      <w:lvlText w:val=""/>
+      <w:lvlJc w:val="left"/>
+      <w:pPr>
+        <w:tabs>
+          <w:tab w:val="num" w:pos="3600"/>
+        </w:tabs>
+        <w:ind w:left="3600" w:hanging="360"/>
+      </w:pPr>
+      <w:rPr>
+        <w:rFonts w:ascii="Wingdings" w:hAnsi="Wingdings" w:hint="default"/>
+        <w:sz w:val="20"/>
+      </w:rPr>
+    </w:lvl>
+    <w:lvl w:ilvl="5" w:tentative="1">
+      <w:start w:val="1"/>
+      <w:numFmt w:val="bullet"/>
+      <w:lvlText w:val=""/>
+      <w:lvlJc w:val="left"/>
+      <w:pPr>
+        <w:tabs>
+          <w:tab w:val="num" w:pos="4320"/>
+        </w:tabs>
+        <w:ind w:left="4320" w:hanging="360"/>
+      </w:pPr>
+      <w:rPr>
+        <w:rFonts w:ascii="Wingdings" w:hAnsi="Wingdings" w:hint="default"/>
+        <w:sz w:val="20"/>
+      </w:rPr>
+    </w:lvl>
+    <w:lvl w:ilvl="6" w:tentative="1">
+      <w:start w:val="1"/>
+      <w:numFmt w:val="bullet"/>
+      <w:lvlText w:val=""/>
+      <w:lvlJc w:val="left"/>
+      <w:pPr>
+        <w:tabs>
+          <w:tab w:val="num" w:pos="5040"/>
+        </w:tabs>
+        <w:ind w:left="5040" w:hanging="360"/>
+      </w:pPr>
+      <w:rPr>
+        <w:rFonts w:ascii="Wingdings" w:hAnsi="Wingdings" w:hint="default"/>
+        <w:sz w:val="20"/>
+      </w:rPr>
+    </w:lvl>
+    <w:lvl w:ilvl="7" w:tentative="1">
+      <w:start w:val="1"/>
+      <w:numFmt w:val="bullet"/>
+      <w:lvlText w:val=""/>
+      <w:lvlJc w:val="left"/>
+      <w:pPr>
+        <w:tabs>
+          <w:tab w:val="num" w:pos="5760"/>
+        </w:tabs>
+        <w:ind w:left="5760" w:hanging="360"/>
+      </w:pPr>
+      <w:rPr>
+        <w:rFonts w:ascii="Wingdings" w:hAnsi="Wingdings" w:hint="default"/>
+        <w:sz w:val="20"/>
+      </w:rPr>
+    </w:lvl>
+    <w:lvl w:ilvl="8" w:tentative="1">
+      <w:start w:val="1"/>
+      <w:numFmt w:val="bullet"/>
+      <w:lvlText w:val=""/>
+      <w:lvlJc w:val="left"/>
+      <w:pPr>
+        <w:tabs>
+          <w:tab w:val="num" w:pos="6480"/>
+        </w:tabs>
+        <w:ind w:left="6480" w:hanging="360"/>
+      </w:pPr>
+      <w:rPr>
+        <w:rFonts w:ascii="Wingdings" w:hAnsi="Wingdings" w:hint="default"/>
+        <w:sz w:val="20"/>
+      </w:rPr>
+    </w:lvl>
+  </w:abstractNum>
+  <w:abstractNum w:abstractNumId="6" w15:restartNumberingAfterBreak="0">
     <w:nsid w:val="0FD7569B"/>
     <w:multiLevelType w:val="multilevel"/>
     <w:tmpl w:val="66704132"/>
@@ -16336,7 +15692,7 @@
       </w:rPr>
     </w:lvl>
   </w:abstractNum>
-  <w:abstractNum w:abstractNumId="6" w15:restartNumberingAfterBreak="0">
+  <w:abstractNum w:abstractNumId="7" w15:restartNumberingAfterBreak="0">
     <w:nsid w:val="10577A20"/>
     <w:multiLevelType w:val="multilevel"/>
     <w:tmpl w:val="D3644D92"/>
@@ -16485,7 +15841,7 @@
       </w:rPr>
     </w:lvl>
   </w:abstractNum>
-  <w:abstractNum w:abstractNumId="7" w15:restartNumberingAfterBreak="0">
+  <w:abstractNum w:abstractNumId="8" w15:restartNumberingAfterBreak="0">
     <w:nsid w:val="13560714"/>
     <w:multiLevelType w:val="multilevel"/>
     <w:tmpl w:val="97BA336C"/>
@@ -16634,7 +15990,7 @@
       </w:rPr>
     </w:lvl>
   </w:abstractNum>
-  <w:abstractNum w:abstractNumId="8" w15:restartNumberingAfterBreak="0">
+  <w:abstractNum w:abstractNumId="9" w15:restartNumberingAfterBreak="0">
     <w:nsid w:val="15005D21"/>
     <w:multiLevelType w:val="multilevel"/>
     <w:tmpl w:val="12744EDA"/>
@@ -16783,7 +16139,7 @@
       </w:rPr>
     </w:lvl>
   </w:abstractNum>
-  <w:abstractNum w:abstractNumId="9" w15:restartNumberingAfterBreak="0">
+  <w:abstractNum w:abstractNumId="10" w15:restartNumberingAfterBreak="0">
     <w:nsid w:val="15190180"/>
     <w:multiLevelType w:val="multilevel"/>
     <w:tmpl w:val="599A0568"/>
@@ -16932,7 +16288,7 @@
       </w:rPr>
     </w:lvl>
   </w:abstractNum>
-  <w:abstractNum w:abstractNumId="10" w15:restartNumberingAfterBreak="0">
+  <w:abstractNum w:abstractNumId="11" w15:restartNumberingAfterBreak="0">
     <w:nsid w:val="16FF7A78"/>
     <w:multiLevelType w:val="multilevel"/>
     <w:tmpl w:val="63005BD8"/>
@@ -17045,7 +16401,7 @@
       </w:pPr>
     </w:lvl>
   </w:abstractNum>
-  <w:abstractNum w:abstractNumId="11" w15:restartNumberingAfterBreak="0">
+  <w:abstractNum w:abstractNumId="12" w15:restartNumberingAfterBreak="0">
     <w:nsid w:val="1759623F"/>
     <w:multiLevelType w:val="multilevel"/>
     <w:tmpl w:val="8BDCF244"/>
@@ -17194,7 +16550,7 @@
       </w:rPr>
     </w:lvl>
   </w:abstractNum>
-  <w:abstractNum w:abstractNumId="12" w15:restartNumberingAfterBreak="0">
+  <w:abstractNum w:abstractNumId="13" w15:restartNumberingAfterBreak="0">
     <w:nsid w:val="17997E02"/>
     <w:multiLevelType w:val="multilevel"/>
     <w:tmpl w:val="AA760A1E"/>
@@ -17343,7 +16699,7 @@
       </w:rPr>
     </w:lvl>
   </w:abstractNum>
-  <w:abstractNum w:abstractNumId="13" w15:restartNumberingAfterBreak="0">
+  <w:abstractNum w:abstractNumId="14" w15:restartNumberingAfterBreak="0">
     <w:nsid w:val="1AD76E4D"/>
     <w:multiLevelType w:val="multilevel"/>
     <w:tmpl w:val="A9E666E4"/>
@@ -17492,7 +16848,7 @@
       </w:rPr>
     </w:lvl>
   </w:abstractNum>
-  <w:abstractNum w:abstractNumId="14" w15:restartNumberingAfterBreak="0">
+  <w:abstractNum w:abstractNumId="15" w15:restartNumberingAfterBreak="0">
     <w:nsid w:val="202E30FF"/>
     <w:multiLevelType w:val="multilevel"/>
     <w:tmpl w:val="B92C5480"/>
@@ -17641,7 +16997,7 @@
       </w:rPr>
     </w:lvl>
   </w:abstractNum>
-  <w:abstractNum w:abstractNumId="15" w15:restartNumberingAfterBreak="0">
+  <w:abstractNum w:abstractNumId="16" w15:restartNumberingAfterBreak="0">
     <w:nsid w:val="23B75204"/>
     <w:multiLevelType w:val="multilevel"/>
     <w:tmpl w:val="77D23312"/>
@@ -17790,7 +17146,7 @@
       </w:rPr>
     </w:lvl>
   </w:abstractNum>
-  <w:abstractNum w:abstractNumId="16" w15:restartNumberingAfterBreak="0">
+  <w:abstractNum w:abstractNumId="17" w15:restartNumberingAfterBreak="0">
     <w:nsid w:val="2AB10EAD"/>
     <w:multiLevelType w:val="multilevel"/>
     <w:tmpl w:val="59D240A2"/>
@@ -17939,7 +17295,7 @@
       </w:rPr>
     </w:lvl>
   </w:abstractNum>
-  <w:abstractNum w:abstractNumId="17" w15:restartNumberingAfterBreak="0">
+  <w:abstractNum w:abstractNumId="18" w15:restartNumberingAfterBreak="0">
     <w:nsid w:val="2BA21457"/>
     <w:multiLevelType w:val="multilevel"/>
     <w:tmpl w:val="E9062CD0"/>
@@ -18088,7 +17444,7 @@
       </w:rPr>
     </w:lvl>
   </w:abstractNum>
-  <w:abstractNum w:abstractNumId="18" w15:restartNumberingAfterBreak="0">
+  <w:abstractNum w:abstractNumId="19" w15:restartNumberingAfterBreak="0">
     <w:nsid w:val="2F4F1A64"/>
     <w:multiLevelType w:val="multilevel"/>
     <w:tmpl w:val="40046C0C"/>
@@ -18237,7 +17593,7 @@
       </w:rPr>
     </w:lvl>
   </w:abstractNum>
-  <w:abstractNum w:abstractNumId="19" w15:restartNumberingAfterBreak="0">
+  <w:abstractNum w:abstractNumId="20" w15:restartNumberingAfterBreak="0">
     <w:nsid w:val="32DF4900"/>
     <w:multiLevelType w:val="multilevel"/>
     <w:tmpl w:val="A8A2C8A0"/>
@@ -18386,7 +17742,7 @@
       </w:rPr>
     </w:lvl>
   </w:abstractNum>
-  <w:abstractNum w:abstractNumId="20" w15:restartNumberingAfterBreak="0">
+  <w:abstractNum w:abstractNumId="21" w15:restartNumberingAfterBreak="0">
     <w:nsid w:val="389A3D85"/>
     <w:multiLevelType w:val="multilevel"/>
     <w:tmpl w:val="D5EEAAF4"/>
@@ -18535,7 +17891,7 @@
       </w:rPr>
     </w:lvl>
   </w:abstractNum>
-  <w:abstractNum w:abstractNumId="21" w15:restartNumberingAfterBreak="0">
+  <w:abstractNum w:abstractNumId="22" w15:restartNumberingAfterBreak="0">
     <w:nsid w:val="391F15CE"/>
     <w:multiLevelType w:val="multilevel"/>
     <w:tmpl w:val="83BC5200"/>
@@ -18684,7 +18040,7 @@
       </w:rPr>
     </w:lvl>
   </w:abstractNum>
-  <w:abstractNum w:abstractNumId="22" w15:restartNumberingAfterBreak="0">
+  <w:abstractNum w:abstractNumId="23" w15:restartNumberingAfterBreak="0">
     <w:nsid w:val="3BAA29B2"/>
     <w:multiLevelType w:val="multilevel"/>
     <w:tmpl w:val="859E6972"/>
@@ -18833,7 +18189,7 @@
       </w:rPr>
     </w:lvl>
   </w:abstractNum>
-  <w:abstractNum w:abstractNumId="23" w15:restartNumberingAfterBreak="0">
+  <w:abstractNum w:abstractNumId="24" w15:restartNumberingAfterBreak="0">
     <w:nsid w:val="3DF04EE6"/>
     <w:multiLevelType w:val="multilevel"/>
     <w:tmpl w:val="17965606"/>
@@ -18982,7 +18338,7 @@
       </w:rPr>
     </w:lvl>
   </w:abstractNum>
-  <w:abstractNum w:abstractNumId="24" w15:restartNumberingAfterBreak="0">
+  <w:abstractNum w:abstractNumId="25" w15:restartNumberingAfterBreak="0">
     <w:nsid w:val="3E660335"/>
     <w:multiLevelType w:val="multilevel"/>
     <w:tmpl w:val="5FCC85E8"/>
@@ -19095,7 +18451,7 @@
       </w:pPr>
     </w:lvl>
   </w:abstractNum>
-  <w:abstractNum w:abstractNumId="25" w15:restartNumberingAfterBreak="0">
+  <w:abstractNum w:abstractNumId="26" w15:restartNumberingAfterBreak="0">
     <w:nsid w:val="40C21467"/>
     <w:multiLevelType w:val="multilevel"/>
     <w:tmpl w:val="EADA56BA"/>
@@ -19244,7 +18600,7 @@
       </w:rPr>
     </w:lvl>
   </w:abstractNum>
-  <w:abstractNum w:abstractNumId="26" w15:restartNumberingAfterBreak="0">
+  <w:abstractNum w:abstractNumId="27" w15:restartNumberingAfterBreak="0">
     <w:nsid w:val="465B49D1"/>
     <w:multiLevelType w:val="multilevel"/>
     <w:tmpl w:val="2F5C4056"/>
@@ -19357,7 +18713,7 @@
       </w:pPr>
     </w:lvl>
   </w:abstractNum>
-  <w:abstractNum w:abstractNumId="27" w15:restartNumberingAfterBreak="0">
+  <w:abstractNum w:abstractNumId="28" w15:restartNumberingAfterBreak="0">
     <w:nsid w:val="48231E25"/>
     <w:multiLevelType w:val="multilevel"/>
     <w:tmpl w:val="41B2C048"/>
@@ -19506,7 +18862,7 @@
       </w:rPr>
     </w:lvl>
   </w:abstractNum>
-  <w:abstractNum w:abstractNumId="28" w15:restartNumberingAfterBreak="0">
+  <w:abstractNum w:abstractNumId="29" w15:restartNumberingAfterBreak="0">
     <w:nsid w:val="48942434"/>
     <w:multiLevelType w:val="multilevel"/>
     <w:tmpl w:val="53C624D4"/>
@@ -19655,7 +19011,7 @@
       </w:rPr>
     </w:lvl>
   </w:abstractNum>
-  <w:abstractNum w:abstractNumId="29" w15:restartNumberingAfterBreak="0">
+  <w:abstractNum w:abstractNumId="30" w15:restartNumberingAfterBreak="0">
     <w:nsid w:val="4FB4632A"/>
     <w:multiLevelType w:val="multilevel"/>
     <w:tmpl w:val="F8E65182"/>
@@ -19768,7 +19124,7 @@
       </w:pPr>
     </w:lvl>
   </w:abstractNum>
-  <w:abstractNum w:abstractNumId="30" w15:restartNumberingAfterBreak="0">
+  <w:abstractNum w:abstractNumId="31" w15:restartNumberingAfterBreak="0">
     <w:nsid w:val="50FB7164"/>
     <w:multiLevelType w:val="multilevel"/>
     <w:tmpl w:val="A6EC277C"/>
@@ -19917,7 +19273,7 @@
       </w:rPr>
     </w:lvl>
   </w:abstractNum>
-  <w:abstractNum w:abstractNumId="31" w15:restartNumberingAfterBreak="0">
+  <w:abstractNum w:abstractNumId="32" w15:restartNumberingAfterBreak="0">
     <w:nsid w:val="51EE6FA4"/>
     <w:multiLevelType w:val="multilevel"/>
     <w:tmpl w:val="901E6278"/>
@@ -20066,7 +19422,7 @@
       </w:rPr>
     </w:lvl>
   </w:abstractNum>
-  <w:abstractNum w:abstractNumId="32" w15:restartNumberingAfterBreak="0">
+  <w:abstractNum w:abstractNumId="33" w15:restartNumberingAfterBreak="0">
     <w:nsid w:val="57255DE5"/>
     <w:multiLevelType w:val="multilevel"/>
     <w:tmpl w:val="EC6C891E"/>
@@ -20179,7 +19535,7 @@
       </w:pPr>
     </w:lvl>
   </w:abstractNum>
-  <w:abstractNum w:abstractNumId="33" w15:restartNumberingAfterBreak="0">
+  <w:abstractNum w:abstractNumId="34" w15:restartNumberingAfterBreak="0">
     <w:nsid w:val="584475FB"/>
     <w:multiLevelType w:val="multilevel"/>
     <w:tmpl w:val="02108888"/>
@@ -20328,7 +19684,7 @@
       </w:rPr>
     </w:lvl>
   </w:abstractNum>
-  <w:abstractNum w:abstractNumId="34" w15:restartNumberingAfterBreak="0">
+  <w:abstractNum w:abstractNumId="35" w15:restartNumberingAfterBreak="0">
     <w:nsid w:val="59B951B2"/>
     <w:multiLevelType w:val="multilevel"/>
     <w:tmpl w:val="C96003B2"/>
@@ -20477,7 +19833,7 @@
       </w:rPr>
     </w:lvl>
   </w:abstractNum>
-  <w:abstractNum w:abstractNumId="35" w15:restartNumberingAfterBreak="0">
+  <w:abstractNum w:abstractNumId="36" w15:restartNumberingAfterBreak="0">
     <w:nsid w:val="59FB4E70"/>
     <w:multiLevelType w:val="multilevel"/>
     <w:tmpl w:val="CA8CF9C6"/>
@@ -20626,7 +19982,7 @@
       </w:rPr>
     </w:lvl>
   </w:abstractNum>
-  <w:abstractNum w:abstractNumId="36" w15:restartNumberingAfterBreak="0">
+  <w:abstractNum w:abstractNumId="37" w15:restartNumberingAfterBreak="0">
     <w:nsid w:val="5F910F9B"/>
     <w:multiLevelType w:val="multilevel"/>
     <w:tmpl w:val="E2CC4C52"/>
@@ -20739,7 +20095,7 @@
       </w:pPr>
     </w:lvl>
   </w:abstractNum>
-  <w:abstractNum w:abstractNumId="37" w15:restartNumberingAfterBreak="0">
+  <w:abstractNum w:abstractNumId="38" w15:restartNumberingAfterBreak="0">
     <w:nsid w:val="5FC00689"/>
     <w:multiLevelType w:val="multilevel"/>
     <w:tmpl w:val="BF5A63FA"/>
@@ -20888,7 +20244,7 @@
       </w:rPr>
     </w:lvl>
   </w:abstractNum>
-  <w:abstractNum w:abstractNumId="38" w15:restartNumberingAfterBreak="0">
+  <w:abstractNum w:abstractNumId="39" w15:restartNumberingAfterBreak="0">
     <w:nsid w:val="62953FE8"/>
     <w:multiLevelType w:val="multilevel"/>
     <w:tmpl w:val="D96CB7E4"/>
@@ -21037,7 +20393,7 @@
       </w:rPr>
     </w:lvl>
   </w:abstractNum>
-  <w:abstractNum w:abstractNumId="39" w15:restartNumberingAfterBreak="0">
+  <w:abstractNum w:abstractNumId="40" w15:restartNumberingAfterBreak="0">
     <w:nsid w:val="642C3BC2"/>
     <w:multiLevelType w:val="multilevel"/>
     <w:tmpl w:val="656A31A6"/>
@@ -21186,7 +20542,7 @@
       </w:rPr>
     </w:lvl>
   </w:abstractNum>
-  <w:abstractNum w:abstractNumId="40" w15:restartNumberingAfterBreak="0">
+  <w:abstractNum w:abstractNumId="41" w15:restartNumberingAfterBreak="0">
     <w:nsid w:val="647E117E"/>
     <w:multiLevelType w:val="multilevel"/>
     <w:tmpl w:val="9EB0617A"/>
@@ -21335,7 +20691,7 @@
       </w:rPr>
     </w:lvl>
   </w:abstractNum>
-  <w:abstractNum w:abstractNumId="41" w15:restartNumberingAfterBreak="0">
+  <w:abstractNum w:abstractNumId="42" w15:restartNumberingAfterBreak="0">
     <w:nsid w:val="68C04A39"/>
     <w:multiLevelType w:val="multilevel"/>
     <w:tmpl w:val="66DED7E8"/>
@@ -21484,7 +20840,7 @@
       </w:rPr>
     </w:lvl>
   </w:abstractNum>
-  <w:abstractNum w:abstractNumId="42" w15:restartNumberingAfterBreak="0">
+  <w:abstractNum w:abstractNumId="43" w15:restartNumberingAfterBreak="0">
     <w:nsid w:val="6C9274B5"/>
     <w:multiLevelType w:val="multilevel"/>
     <w:tmpl w:val="08A0260E"/>
@@ -21633,7 +20989,7 @@
       </w:rPr>
     </w:lvl>
   </w:abstractNum>
-  <w:abstractNum w:abstractNumId="43" w15:restartNumberingAfterBreak="0">
+  <w:abstractNum w:abstractNumId="44" w15:restartNumberingAfterBreak="0">
     <w:nsid w:val="6CAC5464"/>
     <w:multiLevelType w:val="multilevel"/>
     <w:tmpl w:val="6D247FF0"/>
@@ -21746,7 +21102,7 @@
       </w:pPr>
     </w:lvl>
   </w:abstractNum>
-  <w:abstractNum w:abstractNumId="44" w15:restartNumberingAfterBreak="0">
+  <w:abstractNum w:abstractNumId="45" w15:restartNumberingAfterBreak="0">
     <w:nsid w:val="7338033A"/>
     <w:multiLevelType w:val="multilevel"/>
     <w:tmpl w:val="D208202A"/>
@@ -21895,7 +21251,7 @@
       </w:rPr>
     </w:lvl>
   </w:abstractNum>
-  <w:abstractNum w:abstractNumId="45" w15:restartNumberingAfterBreak="0">
+  <w:abstractNum w:abstractNumId="46" w15:restartNumberingAfterBreak="0">
     <w:nsid w:val="736774C4"/>
     <w:multiLevelType w:val="multilevel"/>
     <w:tmpl w:val="9688450A"/>
@@ -22044,7 +21400,7 @@
       </w:rPr>
     </w:lvl>
   </w:abstractNum>
-  <w:abstractNum w:abstractNumId="46" w15:restartNumberingAfterBreak="0">
+  <w:abstractNum w:abstractNumId="47" w15:restartNumberingAfterBreak="0">
     <w:nsid w:val="742449A5"/>
     <w:multiLevelType w:val="multilevel"/>
     <w:tmpl w:val="ED82290E"/>
@@ -22157,7 +21513,7 @@
       </w:pPr>
     </w:lvl>
   </w:abstractNum>
-  <w:abstractNum w:abstractNumId="47" w15:restartNumberingAfterBreak="0">
+  <w:abstractNum w:abstractNumId="48" w15:restartNumberingAfterBreak="0">
     <w:nsid w:val="745239A1"/>
     <w:multiLevelType w:val="multilevel"/>
     <w:tmpl w:val="4154B796"/>
@@ -22306,7 +21662,7 @@
       </w:rPr>
     </w:lvl>
   </w:abstractNum>
-  <w:abstractNum w:abstractNumId="48" w15:restartNumberingAfterBreak="0">
+  <w:abstractNum w:abstractNumId="49" w15:restartNumberingAfterBreak="0">
     <w:nsid w:val="75CA0CA7"/>
     <w:multiLevelType w:val="multilevel"/>
     <w:tmpl w:val="1B2602AC"/>
@@ -22455,7 +21811,7 @@
       </w:rPr>
     </w:lvl>
   </w:abstractNum>
-  <w:abstractNum w:abstractNumId="49" w15:restartNumberingAfterBreak="0">
+  <w:abstractNum w:abstractNumId="50" w15:restartNumberingAfterBreak="0">
     <w:nsid w:val="78052F8D"/>
     <w:multiLevelType w:val="multilevel"/>
     <w:tmpl w:val="C1B6F7F2"/>
@@ -22604,7 +21960,7 @@
       </w:rPr>
     </w:lvl>
   </w:abstractNum>
-  <w:abstractNum w:abstractNumId="50" w15:restartNumberingAfterBreak="0">
+  <w:abstractNum w:abstractNumId="51" w15:restartNumberingAfterBreak="0">
     <w:nsid w:val="7D99384C"/>
     <w:multiLevelType w:val="multilevel"/>
     <w:tmpl w:val="D55CC6B0"/>
@@ -22753,7 +22109,7 @@
       </w:rPr>
     </w:lvl>
   </w:abstractNum>
-  <w:abstractNum w:abstractNumId="51" w15:restartNumberingAfterBreak="0">
+  <w:abstractNum w:abstractNumId="52" w15:restartNumberingAfterBreak="0">
     <w:nsid w:val="7E00156B"/>
     <w:multiLevelType w:val="multilevel"/>
     <w:tmpl w:val="D3B440A4"/>
@@ -22903,160 +22259,163 @@
     </w:lvl>
   </w:abstractNum>
   <w:num w:numId="1" w16cid:durableId="926764642">
-    <w:abstractNumId w:val="26"/>
+    <w:abstractNumId w:val="27"/>
   </w:num>
   <w:num w:numId="2" w16cid:durableId="748890479">
-    <w:abstractNumId w:val="21"/>
+    <w:abstractNumId w:val="22"/>
   </w:num>
   <w:num w:numId="3" w16cid:durableId="807403806">
-    <w:abstractNumId w:val="19"/>
+    <w:abstractNumId w:val="20"/>
   </w:num>
   <w:num w:numId="4" w16cid:durableId="861092280">
-    <w:abstractNumId w:val="5"/>
+    <w:abstractNumId w:val="6"/>
   </w:num>
   <w:num w:numId="5" w16cid:durableId="1293708631">
     <w:abstractNumId w:val="0"/>
   </w:num>
   <w:num w:numId="6" w16cid:durableId="363754872">
-    <w:abstractNumId w:val="44"/>
+    <w:abstractNumId w:val="45"/>
   </w:num>
   <w:num w:numId="7" w16cid:durableId="400063889">
-    <w:abstractNumId w:val="30"/>
+    <w:abstractNumId w:val="31"/>
   </w:num>
   <w:num w:numId="8" w16cid:durableId="1591740194">
+    <w:abstractNumId w:val="49"/>
+  </w:num>
+  <w:num w:numId="9" w16cid:durableId="189224668">
+    <w:abstractNumId w:val="28"/>
+  </w:num>
+  <w:num w:numId="10" w16cid:durableId="1105614546">
+    <w:abstractNumId w:val="50"/>
+  </w:num>
+  <w:num w:numId="11" w16cid:durableId="1232233645">
     <w:abstractNumId w:val="48"/>
   </w:num>
-  <w:num w:numId="9" w16cid:durableId="189224668">
-    <w:abstractNumId w:val="27"/>
-  </w:num>
-  <w:num w:numId="10" w16cid:durableId="1105614546">
-    <w:abstractNumId w:val="49"/>
-  </w:num>
-  <w:num w:numId="11" w16cid:durableId="1232233645">
-    <w:abstractNumId w:val="47"/>
-  </w:num>
   <w:num w:numId="12" w16cid:durableId="2129857239">
-    <w:abstractNumId w:val="50"/>
+    <w:abstractNumId w:val="51"/>
   </w:num>
   <w:num w:numId="13" w16cid:durableId="2021472241">
     <w:abstractNumId w:val="3"/>
   </w:num>
   <w:num w:numId="14" w16cid:durableId="801194679">
-    <w:abstractNumId w:val="38"/>
+    <w:abstractNumId w:val="39"/>
   </w:num>
   <w:num w:numId="15" w16cid:durableId="942155954">
-    <w:abstractNumId w:val="12"/>
+    <w:abstractNumId w:val="13"/>
   </w:num>
   <w:num w:numId="16" w16cid:durableId="2033724370">
-    <w:abstractNumId w:val="39"/>
+    <w:abstractNumId w:val="40"/>
   </w:num>
   <w:num w:numId="17" w16cid:durableId="986280577">
-    <w:abstractNumId w:val="36"/>
+    <w:abstractNumId w:val="37"/>
   </w:num>
   <w:num w:numId="18" w16cid:durableId="1224953238">
     <w:abstractNumId w:val="4"/>
   </w:num>
   <w:num w:numId="19" w16cid:durableId="232400568">
-    <w:abstractNumId w:val="16"/>
+    <w:abstractNumId w:val="17"/>
   </w:num>
   <w:num w:numId="20" w16cid:durableId="1581021963">
-    <w:abstractNumId w:val="11"/>
+    <w:abstractNumId w:val="12"/>
   </w:num>
   <w:num w:numId="21" w16cid:durableId="973364252">
-    <w:abstractNumId w:val="8"/>
+    <w:abstractNumId w:val="9"/>
   </w:num>
   <w:num w:numId="22" w16cid:durableId="81727055">
-    <w:abstractNumId w:val="40"/>
+    <w:abstractNumId w:val="41"/>
   </w:num>
   <w:num w:numId="23" w16cid:durableId="528301177">
-    <w:abstractNumId w:val="6"/>
+    <w:abstractNumId w:val="7"/>
   </w:num>
   <w:num w:numId="24" w16cid:durableId="1791512573">
-    <w:abstractNumId w:val="22"/>
+    <w:abstractNumId w:val="23"/>
   </w:num>
   <w:num w:numId="25" w16cid:durableId="594677530">
-    <w:abstractNumId w:val="33"/>
+    <w:abstractNumId w:val="34"/>
   </w:num>
   <w:num w:numId="26" w16cid:durableId="2136631205">
-    <w:abstractNumId w:val="7"/>
+    <w:abstractNumId w:val="8"/>
   </w:num>
   <w:num w:numId="27" w16cid:durableId="1731928174">
     <w:abstractNumId w:val="2"/>
   </w:num>
   <w:num w:numId="28" w16cid:durableId="526482773">
-    <w:abstractNumId w:val="28"/>
+    <w:abstractNumId w:val="29"/>
   </w:num>
   <w:num w:numId="29" w16cid:durableId="1366558060">
     <w:abstractNumId w:val="1"/>
   </w:num>
   <w:num w:numId="30" w16cid:durableId="1371102606">
+    <w:abstractNumId w:val="26"/>
+  </w:num>
+  <w:num w:numId="31" w16cid:durableId="511531488">
+    <w:abstractNumId w:val="35"/>
+  </w:num>
+  <w:num w:numId="32" w16cid:durableId="416754839">
+    <w:abstractNumId w:val="15"/>
+  </w:num>
+  <w:num w:numId="33" w16cid:durableId="889533879">
+    <w:abstractNumId w:val="42"/>
+  </w:num>
+  <w:num w:numId="34" w16cid:durableId="917327382">
+    <w:abstractNumId w:val="43"/>
+  </w:num>
+  <w:num w:numId="35" w16cid:durableId="998651713">
+    <w:abstractNumId w:val="44"/>
+  </w:num>
+  <w:num w:numId="36" w16cid:durableId="745616611">
+    <w:abstractNumId w:val="47"/>
+  </w:num>
+  <w:num w:numId="37" w16cid:durableId="1708676085">
+    <w:abstractNumId w:val="11"/>
+  </w:num>
+  <w:num w:numId="38" w16cid:durableId="1578784650">
+    <w:abstractNumId w:val="21"/>
+  </w:num>
+  <w:num w:numId="39" w16cid:durableId="1456100548">
+    <w:abstractNumId w:val="10"/>
+  </w:num>
+  <w:num w:numId="40" w16cid:durableId="904489358">
+    <w:abstractNumId w:val="19"/>
+  </w:num>
+  <w:num w:numId="41" w16cid:durableId="1511918465">
+    <w:abstractNumId w:val="24"/>
+  </w:num>
+  <w:num w:numId="42" w16cid:durableId="509299235">
+    <w:abstractNumId w:val="52"/>
+  </w:num>
+  <w:num w:numId="43" w16cid:durableId="98722134">
+    <w:abstractNumId w:val="46"/>
+  </w:num>
+  <w:num w:numId="44" w16cid:durableId="1828667458">
+    <w:abstractNumId w:val="36"/>
+  </w:num>
+  <w:num w:numId="45" w16cid:durableId="1789464761">
+    <w:abstractNumId w:val="38"/>
+  </w:num>
+  <w:num w:numId="46" w16cid:durableId="1299264383">
+    <w:abstractNumId w:val="18"/>
+  </w:num>
+  <w:num w:numId="47" w16cid:durableId="85662291">
+    <w:abstractNumId w:val="32"/>
+  </w:num>
+  <w:num w:numId="48" w16cid:durableId="1290210619">
+    <w:abstractNumId w:val="14"/>
+  </w:num>
+  <w:num w:numId="49" w16cid:durableId="548610684">
+    <w:abstractNumId w:val="30"/>
+  </w:num>
+  <w:num w:numId="50" w16cid:durableId="1474441861">
     <w:abstractNumId w:val="25"/>
   </w:num>
-  <w:num w:numId="31" w16cid:durableId="511531488">
-    <w:abstractNumId w:val="34"/>
-  </w:num>
-  <w:num w:numId="32" w16cid:durableId="416754839">
-    <w:abstractNumId w:val="14"/>
-  </w:num>
-  <w:num w:numId="33" w16cid:durableId="889533879">
-    <w:abstractNumId w:val="41"/>
-  </w:num>
-  <w:num w:numId="34" w16cid:durableId="917327382">
-    <w:abstractNumId w:val="42"/>
-  </w:num>
-  <w:num w:numId="35" w16cid:durableId="998651713">
-    <w:abstractNumId w:val="43"/>
-  </w:num>
-  <w:num w:numId="36" w16cid:durableId="745616611">
-    <w:abstractNumId w:val="46"/>
-  </w:num>
-  <w:num w:numId="37" w16cid:durableId="1708676085">
-    <w:abstractNumId w:val="10"/>
-  </w:num>
-  <w:num w:numId="38" w16cid:durableId="1578784650">
-    <w:abstractNumId w:val="20"/>
-  </w:num>
-  <w:num w:numId="39" w16cid:durableId="1456100548">
-    <w:abstractNumId w:val="9"/>
-  </w:num>
-  <w:num w:numId="40" w16cid:durableId="904489358">
-    <w:abstractNumId w:val="18"/>
-  </w:num>
-  <w:num w:numId="41" w16cid:durableId="1511918465">
-    <w:abstractNumId w:val="23"/>
-  </w:num>
-  <w:num w:numId="42" w16cid:durableId="509299235">
-    <w:abstractNumId w:val="51"/>
-  </w:num>
-  <w:num w:numId="43" w16cid:durableId="98722134">
-    <w:abstractNumId w:val="45"/>
-  </w:num>
-  <w:num w:numId="44" w16cid:durableId="1828667458">
-    <w:abstractNumId w:val="35"/>
-  </w:num>
-  <w:num w:numId="45" w16cid:durableId="1789464761">
-    <w:abstractNumId w:val="37"/>
-  </w:num>
-  <w:num w:numId="46" w16cid:durableId="1299264383">
-    <w:abstractNumId w:val="17"/>
-  </w:num>
-  <w:num w:numId="47" w16cid:durableId="85662291">
-    <w:abstractNumId w:val="31"/>
-  </w:num>
-  <w:num w:numId="48" w16cid:durableId="1290210619">
-    <w:abstractNumId w:val="13"/>
-  </w:num>
-  <w:num w:numId="49" w16cid:durableId="548610684">
-    <w:abstractNumId w:val="29"/>
-  </w:num>
-  <w:num w:numId="50" w16cid:durableId="1474441861">
-    <w:abstractNumId w:val="24"/>
-  </w:num>
   <w:num w:numId="51" w16cid:durableId="1682463176">
-    <w:abstractNumId w:val="32"/>
+    <w:abstractNumId w:val="33"/>
   </w:num>
   <w:num w:numId="52" w16cid:durableId="1457067687">
-    <w:abstractNumId w:val="15"/>
+    <w:abstractNumId w:val="16"/>
+  </w:num>
+  <w:num w:numId="53" w16cid:durableId="992567802">
+    <w:abstractNumId w:val="5"/>
   </w:num>
   <w:numIdMacAtCleanup w:val="52"/>
 </w:numbering>
@@ -23665,6 +23024,7 @@
   <w:style w:type="character" w:default="1" w:styleId="DefaultParagraphFont">
     <w:name w:val="Default Paragraph Font"/>
     <w:uiPriority w:val="1"/>
+    <w:semiHidden/>
     <w:unhideWhenUsed/>
   </w:style>
   <w:style w:type="table" w:default="1" w:styleId="TableNormal">
@@ -23978,6 +23338,28 @@
       <w:spacing w:val="5"/>
     </w:rPr>
   </w:style>
+  <w:style w:type="character" w:styleId="Strong">
+    <w:name w:val="Strong"/>
+    <w:basedOn w:val="DefaultParagraphFont"/>
+    <w:uiPriority w:val="22"/>
+    <w:qFormat/>
+    <w:rsid w:val="00415037"/>
+    <w:rPr>
+      <w:b/>
+      <w:bCs/>
+    </w:rPr>
+  </w:style>
+  <w:style w:type="character" w:styleId="Emphasis">
+    <w:name w:val="Emphasis"/>
+    <w:basedOn w:val="DefaultParagraphFont"/>
+    <w:uiPriority w:val="20"/>
+    <w:qFormat/>
+    <w:rsid w:val="00415037"/>
+    <w:rPr>
+      <w:i/>
+      <w:iCs/>
+    </w:rPr>
+  </w:style>
 </w:styles>
 </file>
 
